--- a/files/CV_ShengDong.docx
+++ b/files/CV_ShengDong.docx
@@ -15,24 +15,90 @@
       </w:pPr>
       <w:r>
         <w:rPr>
+          <w:noProof/>
+        </w:rPr>
+        <w:drawing>
+          <wp:anchor distT="0" distB="0" distL="114300" distR="114300" simplePos="0" relativeHeight="251658240" behindDoc="0" locked="0" layoutInCell="1" allowOverlap="1" wp14:anchorId="58B54483" wp14:editId="4342BFAC">
+            <wp:simplePos x="0" y="0"/>
+            <wp:positionH relativeFrom="column">
+              <wp:posOffset>4377236</wp:posOffset>
+            </wp:positionH>
+            <wp:positionV relativeFrom="paragraph">
+              <wp:posOffset>-497658</wp:posOffset>
+            </wp:positionV>
+            <wp:extent cx="1800000" cy="540037"/>
+            <wp:effectExtent l="0" t="0" r="0" b="0"/>
+            <wp:wrapNone/>
+            <wp:docPr id="1" name="图片 1"/>
+            <wp:cNvGraphicFramePr>
+              <a:graphicFrameLocks xmlns:a="http://schemas.openxmlformats.org/drawingml/2006/main" noChangeAspect="1"/>
+            </wp:cNvGraphicFramePr>
+            <a:graphic xmlns:a="http://schemas.openxmlformats.org/drawingml/2006/main">
+              <a:graphicData uri="http://schemas.openxmlformats.org/drawingml/2006/picture">
+                <pic:pic xmlns:pic="http://schemas.openxmlformats.org/drawingml/2006/picture">
+                  <pic:nvPicPr>
+                    <pic:cNvPr id="0" name="Picture 1"/>
+                    <pic:cNvPicPr>
+                      <a:picLocks noChangeAspect="1" noChangeArrowheads="1"/>
+                    </pic:cNvPicPr>
+                  </pic:nvPicPr>
+                  <pic:blipFill>
+                    <a:blip r:embed="rId6">
+                      <a:extLst>
+                        <a:ext uri="{28A0092B-C50C-407E-A947-70E740481C1C}">
+                          <a14:useLocalDpi xmlns:a14="http://schemas.microsoft.com/office/drawing/2010/main" val="0"/>
+                        </a:ext>
+                      </a:extLst>
+                    </a:blip>
+                    <a:srcRect/>
+                    <a:stretch>
+                      <a:fillRect/>
+                    </a:stretch>
+                  </pic:blipFill>
+                  <pic:spPr bwMode="auto">
+                    <a:xfrm>
+                      <a:off x="0" y="0"/>
+                      <a:ext cx="1800000" cy="540037"/>
+                    </a:xfrm>
+                    <a:prstGeom prst="rect">
+                      <a:avLst/>
+                    </a:prstGeom>
+                    <a:noFill/>
+                    <a:ln>
+                      <a:noFill/>
+                    </a:ln>
+                  </pic:spPr>
+                </pic:pic>
+              </a:graphicData>
+            </a:graphic>
+            <wp14:sizeRelH relativeFrom="margin">
+              <wp14:pctWidth>0</wp14:pctWidth>
+            </wp14:sizeRelH>
+            <wp14:sizeRelV relativeFrom="margin">
+              <wp14:pctHeight>0</wp14:pctHeight>
+            </wp14:sizeRelV>
+          </wp:anchor>
+        </w:drawing>
+      </w:r>
+      <w:r>
+        <w:rPr>
           <w:b/>
           <w:bCs/>
           <w:smallCaps/>
           <w:sz w:val="28"/>
           <w:szCs w:val="32"/>
         </w:rPr>
-        <w:t>S</w:t>
-      </w:r>
-      <w:r>
-        <w:rPr>
-          <w:rFonts w:hint="eastAsia"/>
+        <w:t>Dong</w:t>
+      </w:r>
+      <w:r>
+        <w:rPr>
           <w:b/>
           <w:bCs/>
           <w:smallCaps/>
           <w:sz w:val="28"/>
           <w:szCs w:val="32"/>
         </w:rPr>
-        <w:t>heng</w:t>
+        <w:t xml:space="preserve"> Sheng</w:t>
       </w:r>
       <w:r>
         <w:rPr>
@@ -42,7 +108,7 @@
           <w:sz w:val="28"/>
           <w:szCs w:val="32"/>
         </w:rPr>
-        <w:t>,</w:t>
+        <w:tab/>
       </w:r>
       <w:r>
         <w:rPr>
@@ -52,17 +118,18 @@
           <w:sz w:val="28"/>
           <w:szCs w:val="32"/>
         </w:rPr>
-        <w:t xml:space="preserve"> Dong</w:t>
-      </w:r>
-      <w:r>
-        <w:rPr>
+        <w:t>盛</w:t>
+      </w:r>
+      <w:r>
+        <w:rPr>
+          <w:rFonts w:hint="eastAsia"/>
           <w:b/>
           <w:bCs/>
           <w:smallCaps/>
           <w:sz w:val="28"/>
           <w:szCs w:val="32"/>
         </w:rPr>
-        <w:tab/>
+        <w:t xml:space="preserve"> </w:t>
       </w:r>
       <w:r>
         <w:rPr>
@@ -72,44 +139,23 @@
           <w:sz w:val="28"/>
           <w:szCs w:val="32"/>
         </w:rPr>
-        <w:t>盛</w:t>
-      </w:r>
+        <w:t>东</w:t>
+      </w:r>
+    </w:p>
+    <w:p>
+      <w:pPr>
+        <w:jc w:val="center"/>
+      </w:pPr>
       <w:r>
         <w:rPr>
           <w:rFonts w:hint="eastAsia"/>
-          <w:b/>
-          <w:bCs/>
-          <w:smallCaps/>
-          <w:sz w:val="28"/>
-          <w:szCs w:val="32"/>
-        </w:rPr>
-        <w:t xml:space="preserve"> </w:t>
-      </w:r>
-      <w:r>
-        <w:rPr>
-          <w:b/>
-          <w:bCs/>
-          <w:smallCaps/>
-          <w:sz w:val="28"/>
-          <w:szCs w:val="32"/>
-        </w:rPr>
-        <w:t>东</w:t>
-      </w:r>
-    </w:p>
-    <w:p>
-      <w:pPr>
-        <w:jc w:val="center"/>
-      </w:pPr>
-      <w:r>
-        <w:rPr>
-          <w:rFonts w:hint="eastAsia"/>
         </w:rPr>
         <w:t>P</w:t>
       </w:r>
       <w:r>
         <w:t xml:space="preserve">hD cand. @ </w:t>
       </w:r>
-      <w:hyperlink r:id="rId6" w:history="1">
+      <w:hyperlink r:id="rId7" w:history="1">
         <w:r>
           <w:rPr>
             <w:rStyle w:val="a3"/>
@@ -144,42 +190,27 @@
       <w:r>
         <w:t>.</w:t>
       </w:r>
+      <w:r>
+        <w:t xml:space="preserve"> </w:t>
+      </w:r>
     </w:p>
     <w:p>
       <w:pPr>
         <w:jc w:val="center"/>
-        <w:rPr>
-          <w:lang w:val="de-DE"/>
-        </w:rPr>
-      </w:pPr>
-      <w:r>
-        <w:rPr>
-          <w:lang w:val="de-DE"/>
-        </w:rPr>
+      </w:pPr>
+      <w:r>
         <w:t>E3-</w:t>
       </w:r>
       <w:r>
-        <w:rPr>
-          <w:lang w:val="de-DE"/>
-        </w:rPr>
         <w:t xml:space="preserve">304, </w:t>
       </w:r>
       <w:r>
-        <w:rPr>
-          <w:lang w:val="de-DE"/>
-        </w:rPr>
         <w:t>600 Dunyu R</w:t>
       </w:r>
       <w:r>
-        <w:rPr>
-          <w:lang w:val="de-DE"/>
-        </w:rPr>
         <w:t>d</w:t>
       </w:r>
       <w:r>
-        <w:rPr>
-          <w:lang w:val="de-DE"/>
-        </w:rPr>
         <w:t>, Hangzhou, Zhejiang, 310030, China.</w:t>
       </w:r>
     </w:p>
@@ -196,7 +227,7 @@
       <w:r>
         <w:t xml:space="preserve">mail: </w:t>
       </w:r>
-      <w:hyperlink r:id="rId7" w:history="1">
+      <w:hyperlink r:id="rId8" w:history="1">
         <w:r>
           <w:rPr>
             <w:rStyle w:val="a3"/>
@@ -215,7 +246,7 @@
         </w:rPr>
         <w:t xml:space="preserve">; </w:t>
       </w:r>
-      <w:hyperlink r:id="rId8" w:history="1">
+      <w:hyperlink r:id="rId9" w:history="1">
         <w:r>
           <w:rPr>
             <w:rStyle w:val="a3"/>
@@ -228,6 +259,9 @@
     <w:p>
       <w:pPr>
         <w:jc w:val="center"/>
+        <w:rPr>
+          <w:rStyle w:val="a3"/>
+        </w:rPr>
       </w:pPr>
       <w:r>
         <w:rPr>
@@ -238,7 +272,7 @@
       <w:r>
         <w:t xml:space="preserve">ebsite: </w:t>
       </w:r>
-      <w:hyperlink r:id="rId9" w:history="1">
+      <w:hyperlink r:id="rId10" w:history="1">
         <w:r>
           <w:rPr>
             <w:rStyle w:val="a3"/>
@@ -247,6 +281,29 @@
         </w:r>
       </w:hyperlink>
     </w:p>
+    <w:p>
+      <w:pPr>
+        <w:jc w:val="center"/>
+      </w:pPr>
+      <w:r>
+        <w:rPr>
+          <w:rFonts w:hint="eastAsia"/>
+        </w:rPr>
+        <w:t>O</w:t>
+      </w:r>
+      <w:r>
+        <w:t>RC</w:t>
+      </w:r>
+      <w:r>
+        <w:t>I</w:t>
+      </w:r>
+      <w:r>
+        <w:t xml:space="preserve">D: </w:t>
+      </w:r>
+      <w:r>
+        <w:t>0000-0001-5658-5771</w:t>
+      </w:r>
+    </w:p>
     <w:p/>
     <w:p>
       <w:pPr>
@@ -319,14 +376,12 @@
     </w:p>
     <w:p>
       <w:pPr>
-        <w:rPr>
-          <w:b/>
-          <w:bCs/>
-        </w:rPr>
-      </w:pPr>
-      <w:r>
-        <w:tab/>
-      </w:r>
+        <w:ind w:firstLine="420"/>
+        <w:rPr>
+          <w:b/>
+          <w:bCs/>
+        </w:rPr>
+      </w:pPr>
       <w:r>
         <w:t>School of Engineering</w:t>
       </w:r>
@@ -338,14 +393,16 @@
       </w:r>
     </w:p>
     <w:p>
-      <w:r>
-        <w:tab/>
+      <w:pPr>
+        <w:ind w:firstLine="420"/>
+      </w:pPr>
+      <w:r>
         <w:t>Sustainable Agricultural Systems &amp; Engineering Lab</w:t>
       </w:r>
       <w:r>
         <w:t xml:space="preserve"> (PI: </w:t>
       </w:r>
-      <w:hyperlink r:id="rId10" w:history="1">
+      <w:hyperlink r:id="rId11" w:history="1">
         <w:r>
           <w:rPr>
             <w:rStyle w:val="a3"/>
@@ -368,7 +425,21 @@
           <w:b/>
           <w:bCs/>
         </w:rPr>
-        <w:t xml:space="preserve">BSc </w:t>
+        <w:t>B</w:t>
+      </w:r>
+      <w:r>
+        <w:rPr>
+          <w:b/>
+          <w:bCs/>
+        </w:rPr>
+        <w:t>achelor of Science</w:t>
+      </w:r>
+      <w:r>
+        <w:rPr>
+          <w:b/>
+          <w:bCs/>
+        </w:rPr>
+        <w:t xml:space="preserve"> </w:t>
       </w:r>
       <w:r>
         <w:t xml:space="preserve">in </w:t>
@@ -397,14 +468,12 @@
     </w:p>
     <w:p>
       <w:pPr>
+        <w:ind w:left="420"/>
         <w:rPr>
           <w:u w:val="single"/>
         </w:rPr>
       </w:pPr>
       <w:r>
-        <w:tab/>
-      </w:r>
-      <w:r>
         <w:t>College of Environmental &amp; Resource Sciences</w:t>
       </w:r>
       <w:r>
@@ -415,9 +484,9 @@
       </w:r>
     </w:p>
     <w:p>
-      <w:r>
-        <w:tab/>
-      </w:r>
+      <w:pPr>
+        <w:ind w:left="420"/>
+      </w:pPr>
       <w:r>
         <w:t xml:space="preserve">General </w:t>
       </w:r>
@@ -429,9 +498,9 @@
       </w:r>
     </w:p>
     <w:p>
-      <w:r>
-        <w:tab/>
-      </w:r>
+      <w:pPr>
+        <w:ind w:left="420"/>
+      </w:pPr>
       <w:r>
         <w:rPr>
           <w:rFonts w:hint="eastAsia"/>
@@ -443,6 +512,17 @@
       </w:r>
       <w:r>
         <w:t>“Negative effects of microplastics on bumblebees at colony and individual level”</w:t>
+      </w:r>
+      <w:r>
+        <w:t xml:space="preserve"> (</w:t>
+      </w:r>
+      <w:proofErr w:type="spellStart"/>
+      <w:r>
+        <w:t>Yili</w:t>
+      </w:r>
+      <w:proofErr w:type="spellEnd"/>
+      <w:r>
+        <w:t xml:space="preserve"> Huang, Thomas Cherico Wanger)</w:t>
       </w:r>
     </w:p>
     <w:p>
@@ -452,7 +532,14 @@
         </w:tabs>
       </w:pPr>
       <w:r>
-        <w:t xml:space="preserve">Minor in </w:t>
+        <w:rPr>
+          <w:b/>
+          <w:bCs/>
+        </w:rPr>
+        <w:t>Minor</w:t>
+      </w:r>
+      <w:r>
+        <w:t xml:space="preserve"> in </w:t>
       </w:r>
       <w:r>
         <w:rPr>
@@ -468,11 +555,19 @@
       </w:r>
     </w:p>
     <w:p>
-      <w:r>
-        <w:tab/>
-      </w:r>
-      <w:r>
-        <w:t>Chu Kochen Honors College, Zhejiang University</w:t>
+      <w:pPr>
+        <w:ind w:firstLine="420"/>
+      </w:pPr>
+      <w:r>
+        <w:t xml:space="preserve">Chu </w:t>
+      </w:r>
+      <w:proofErr w:type="spellStart"/>
+      <w:r>
+        <w:t>Kochen</w:t>
+      </w:r>
+      <w:proofErr w:type="spellEnd"/>
+      <w:r>
+        <w:t xml:space="preserve"> Honors College, Zhejiang University</w:t>
       </w:r>
     </w:p>
     <w:p/>
@@ -628,21 +723,31 @@
         </w:rPr>
         <w:t xml:space="preserve">Nano/micro-plastics effects in agricultural landscapes: an overlooked threat to pollination, biological pest control, and food security. </w:t>
       </w:r>
+      <w:proofErr w:type="spellStart"/>
       <w:r>
         <w:rPr>
           <w:i/>
           <w:iCs/>
           <w:szCs w:val="21"/>
         </w:rPr>
-        <w:t>arXiv (Cornell University)</w:t>
-      </w:r>
-      <w:r>
-        <w:rPr>
+        <w:t>arXiv</w:t>
+      </w:r>
+      <w:proofErr w:type="spellEnd"/>
+      <w:r>
+        <w:rPr>
+          <w:i/>
+          <w:iCs/>
           <w:szCs w:val="21"/>
         </w:rPr>
+        <w:t xml:space="preserve"> (Cornell University)</w:t>
+      </w:r>
+      <w:r>
+        <w:rPr>
+          <w:szCs w:val="21"/>
+        </w:rPr>
         <w:t xml:space="preserve">. </w:t>
       </w:r>
-      <w:hyperlink r:id="rId11" w:history="1">
+      <w:hyperlink r:id="rId12" w:history="1">
         <w:r>
           <w:rPr>
             <w:rStyle w:val="a3"/>
@@ -691,21 +796,31 @@
         </w:rPr>
         <w:t xml:space="preserve">Eyes on nature: Embedded vision cameras for multidisciplinary biodiversity monitoring. </w:t>
       </w:r>
+      <w:proofErr w:type="spellStart"/>
       <w:r>
         <w:rPr>
           <w:i/>
           <w:iCs/>
           <w:szCs w:val="21"/>
         </w:rPr>
-        <w:t>bioRxiv (Cold Spring Harbor Laboratory)</w:t>
-      </w:r>
-      <w:r>
-        <w:rPr>
+        <w:t>bioRxiv</w:t>
+      </w:r>
+      <w:proofErr w:type="spellEnd"/>
+      <w:r>
+        <w:rPr>
+          <w:i/>
+          <w:iCs/>
           <w:szCs w:val="21"/>
         </w:rPr>
+        <w:t xml:space="preserve"> (Cold Spring Harbor Laboratory)</w:t>
+      </w:r>
+      <w:r>
+        <w:rPr>
+          <w:szCs w:val="21"/>
+        </w:rPr>
         <w:t xml:space="preserve">. </w:t>
       </w:r>
-      <w:hyperlink r:id="rId12" w:history="1">
+      <w:hyperlink r:id="rId13" w:history="1">
         <w:r>
           <w:rPr>
             <w:rStyle w:val="a3"/>
@@ -735,7 +850,23 @@
         <w:t xml:space="preserve">, Chen, M., Chen, Q., Huang, Y. (2022). </w:t>
       </w:r>
       <w:r>
-        <w:t xml:space="preserve">Opposite selection effects of nZVI and PAHs on bacterial community composition revealed by universal and sphingomonads-specific 16SrRNA primers. </w:t>
+        <w:t xml:space="preserve">Opposite selection effects of </w:t>
+      </w:r>
+      <w:proofErr w:type="spellStart"/>
+      <w:r>
+        <w:t>nZVI</w:t>
+      </w:r>
+      <w:proofErr w:type="spellEnd"/>
+      <w:r>
+        <w:t xml:space="preserve"> and PAHs on bacterial community composition revealed by universal and </w:t>
+      </w:r>
+      <w:proofErr w:type="spellStart"/>
+      <w:r>
+        <w:t>sphingomonads</w:t>
+      </w:r>
+      <w:proofErr w:type="spellEnd"/>
+      <w:r>
+        <w:t xml:space="preserve">-specific 16SrRNA primers. </w:t>
       </w:r>
       <w:r>
         <w:rPr>
@@ -747,7 +878,7 @@
       <w:r>
         <w:t xml:space="preserve">, 311, 119893. </w:t>
       </w:r>
-      <w:hyperlink r:id="rId13" w:history="1">
+      <w:hyperlink r:id="rId14" w:history="1">
         <w:r>
           <w:rPr>
             <w:rStyle w:val="a3"/>
@@ -793,6 +924,7 @@
       <w:r>
         <w:t xml:space="preserve">Sheng, D., &amp; Wanger, T. C. (2024, August 8). </w:t>
       </w:r>
+      <w:proofErr w:type="spellStart"/>
       <w:r>
         <w:rPr>
           <w:i/>
@@ -807,6 +939,7 @@
         </w:rPr>
         <w:t>atebreaking</w:t>
       </w:r>
+      <w:proofErr w:type="spellEnd"/>
       <w:r>
         <w:rPr>
           <w:i/>
@@ -846,6 +979,7 @@
         <w:t>.</w:t>
       </w:r>
     </w:p>
+    <w:p/>
     <w:p/>
     <w:p>
       <w:pPr>
@@ -864,6 +998,7 @@
           <w:bCs/>
           <w:smallCaps/>
         </w:rPr>
+        <w:lastRenderedPageBreak/>
         <w:t>O</w:t>
       </w:r>
       <w:r>
@@ -965,7 +1100,7 @@
       <w:r>
         <w:t xml:space="preserve">Dr. </w:t>
       </w:r>
-      <w:hyperlink r:id="rId14" w:history="1">
+      <w:hyperlink r:id="rId15" w:history="1">
         <w:r>
           <w:rPr>
             <w:rStyle w:val="a3"/>
@@ -1014,7 +1149,6 @@
         </w:tabs>
       </w:pPr>
       <w:r>
-        <w:lastRenderedPageBreak/>
         <w:t>Intern</w:t>
       </w:r>
       <w:r>
@@ -1113,7 +1247,15 @@
         <w:t>Z</w:t>
       </w:r>
       <w:r>
-        <w:t>hejiang University-Jiande Scholarship (second prize)</w:t>
+        <w:t>hejiang University-</w:t>
+      </w:r>
+      <w:proofErr w:type="spellStart"/>
+      <w:r>
+        <w:t>Jiande</w:t>
+      </w:r>
+      <w:proofErr w:type="spellEnd"/>
+      <w:r>
+        <w:t xml:space="preserve"> Scholarship (second prize)</w:t>
       </w:r>
       <w:r>
         <w:tab/>
@@ -1250,7 +1392,8 @@
       </w:r>
     </w:p>
     <w:sectPr>
-      <w:footerReference w:type="default" r:id="rId15"/>
+      <w:headerReference w:type="default" r:id="rId16"/>
+      <w:footerReference w:type="default" r:id="rId17"/>
       <w:pgSz w:w="11906" w:h="16838"/>
       <w:pgMar w:top="1440" w:right="1080" w:bottom="1440" w:left="1080" w:header="851" w:footer="850" w:gutter="0"/>
       <w:cols w:space="425"/>
@@ -1407,11 +1550,6 @@
       </w:sdt>
     </w:sdtContent>
   </w:sdt>
-  <w:p>
-    <w:pPr>
-      <w:pStyle w:val="a8"/>
-    </w:pPr>
-  </w:p>
 </w:ftr>
 </file>
 
@@ -1432,6 +1570,25 @@
     </w:p>
   </w:footnote>
 </w:footnotes>
+</file>
+
+<file path=word/header1.xml><?xml version="1.0" encoding="utf-8"?>
+<w:hdr xmlns:wpc="http://schemas.microsoft.com/office/word/2010/wordprocessingCanvas" xmlns:cx="http://schemas.microsoft.com/office/drawing/2014/chartex" xmlns:cx1="http://schemas.microsoft.com/office/drawing/2015/9/8/chartex" xmlns:cx2="http://schemas.microsoft.com/office/drawing/2015/10/21/chartex" xmlns:cx3="http://schemas.microsoft.com/office/drawing/2016/5/9/chartex" xmlns:cx4="http://schemas.microsoft.com/office/drawing/2016/5/10/chartex" xmlns:cx5="http://schemas.microsoft.com/office/drawing/2016/5/11/chartex" xmlns:cx6="http://schemas.microsoft.com/office/drawing/2016/5/12/chartex" xmlns:cx7="http://schemas.microsoft.com/office/drawing/2016/5/13/chartex" xmlns:cx8="http://schemas.microsoft.com/office/drawing/2016/5/14/chartex" xmlns:mc="http://schemas.openxmlformats.org/markup-compatibility/2006" xmlns:aink="http://schemas.microsoft.com/office/drawing/2016/ink" xmlns:am3d="http://schemas.microsoft.com/office/drawing/2017/model3d" xmlns:o="urn:schemas-microsoft-com:office:office" xmlns:r="http://schemas.openxmlformats.org/officeDocument/2006/relationships" xmlns:m="http://schemas.openxmlformats.org/officeDocument/2006/math" xmlns:v="urn:schemas-microsoft-com:vml" xmlns:wp14="http://schemas.microsoft.com/office/word/2010/wordprocessingDrawing" xmlns:wp="http://schemas.openxmlformats.org/drawingml/2006/wordprocessingDrawing" xmlns:w10="urn:schemas-microsoft-com:office:word" xmlns:w="http://schemas.openxmlformats.org/wordprocessingml/2006/main" xmlns:w14="http://schemas.microsoft.com/office/word/2010/wordml" xmlns:w15="http://schemas.microsoft.com/office/word/2012/wordml" xmlns:w16cex="http://schemas.microsoft.com/office/word/2018/wordml/cex" xmlns:w16cid="http://schemas.microsoft.com/office/word/2016/wordml/cid" xmlns:w16="http://schemas.microsoft.com/office/word/2018/wordml" xmlns:w16sdtdh="http://schemas.microsoft.com/office/word/2020/wordml/sdtdatahash" xmlns:w16se="http://schemas.microsoft.com/office/word/2015/wordml/symex" xmlns:wpg="http://schemas.microsoft.com/office/word/2010/wordprocessingGroup" xmlns:wpi="http://schemas.microsoft.com/office/word/2010/wordprocessingInk" xmlns:wne="http://schemas.microsoft.com/office/word/2006/wordml" xmlns:wps="http://schemas.microsoft.com/office/word/2010/wordprocessingShape" mc:Ignorable="w14 w15 w16se w16cid w16 w16cex w16sdtdh wp14">
+  <w:p>
+    <w:r>
+      <w:t>Dong Sheng</w:t>
+    </w:r>
+    <w:r>
+      <w:t xml:space="preserve">  </w:t>
+    </w:r>
+    <w:r>
+      <w:rPr>
+        <w:rFonts w:hint="eastAsia"/>
+      </w:rPr>
+      <w:t>盛东</w:t>
+    </w:r>
+  </w:p>
+</w:hdr>
 </file>
 
 <file path=word/styles.xml><?xml version="1.0" encoding="utf-8"?>

--- a/files/CV_ShengDong.docx
+++ b/files/CV_ShengDong.docx
@@ -88,17 +88,16 @@
           <w:sz w:val="28"/>
           <w:szCs w:val="32"/>
         </w:rPr>
-        <w:t>Dong</w:t>
-      </w:r>
-      <w:r>
-        <w:rPr>
-          <w:b/>
-          <w:bCs/>
-          <w:smallCaps/>
+        <w:t>Sheng</w:t>
+      </w:r>
+      <w:r>
+        <w:rPr>
+          <w:b/>
+          <w:bCs/>
           <w:sz w:val="28"/>
           <w:szCs w:val="32"/>
         </w:rPr>
-        <w:t xml:space="preserve"> Sheng</w:t>
+        <w:t xml:space="preserve"> Dong</w:t>
       </w:r>
       <w:r>
         <w:rPr>
@@ -314,13 +313,83 @@
           <w:b/>
           <w:bCs/>
           <w:smallCaps/>
-        </w:rPr>
-      </w:pPr>
-      <w:r>
-        <w:rPr>
-          <w:b/>
-          <w:bCs/>
-          <w:smallCaps/>
+          <w:sz w:val="24"/>
+          <w:szCs w:val="28"/>
+        </w:rPr>
+      </w:pPr>
+      <w:r>
+        <w:rPr>
+          <w:b/>
+          <w:bCs/>
+          <w:smallCaps/>
+          <w:sz w:val="24"/>
+          <w:szCs w:val="28"/>
+        </w:rPr>
+        <w:t>Research Interest</w:t>
+      </w:r>
+    </w:p>
+    <w:p>
+      <w:r>
+        <w:t>Pollination</w:t>
+      </w:r>
+      <w:r>
+        <w:t xml:space="preserve">, </w:t>
+      </w:r>
+      <w:r>
+        <w:t>Microp</w:t>
+      </w:r>
+      <w:r>
+        <w:t xml:space="preserve">lastic Pollution, Climate Change, </w:t>
+      </w:r>
+      <w:r>
+        <w:t>Agroecolo</w:t>
+      </w:r>
+      <w:r>
+        <w:t>g</w:t>
+      </w:r>
+      <w:r>
+        <w:t xml:space="preserve">y, </w:t>
+      </w:r>
+      <w:r>
+        <w:t>Ecosystem Service</w:t>
+      </w:r>
+      <w:r>
+        <w:t>s, Artificial Intelligence,</w:t>
+      </w:r>
+      <w:r>
+        <w:t xml:space="preserve"> Computer Vision</w:t>
+      </w:r>
+      <w:r>
+        <w:t>.</w:t>
+      </w:r>
+    </w:p>
+    <w:p>
+      <w:pPr>
+        <w:rPr>
+          <w:rFonts w:hint="eastAsia"/>
+        </w:rPr>
+      </w:pPr>
+    </w:p>
+    <w:p>
+      <w:pPr>
+        <w:pBdr>
+          <w:bottom w:val="single" w:sz="6" w:space="1" w:color="auto"/>
+        </w:pBdr>
+        <w:rPr>
+          <w:b/>
+          <w:bCs/>
+          <w:smallCaps/>
+          <w:sz w:val="24"/>
+          <w:szCs w:val="28"/>
+        </w:rPr>
+      </w:pPr>
+      <w:r>
+        <w:rPr>
+          <w:b/>
+          <w:bCs/>
+          <w:smallCaps/>
+          <w:sz w:val="24"/>
+          <w:szCs w:val="28"/>
         </w:rPr>
         <w:t>Education</w:t>
       </w:r>
@@ -516,13 +585,26 @@
       <w:r>
         <w:t xml:space="preserve"> (</w:t>
       </w:r>
-      <w:proofErr w:type="spellStart"/>
+      <w:r>
+        <w:t xml:space="preserve">supervised </w:t>
+      </w:r>
+      <w:r>
+        <w:t xml:space="preserve">by </w:t>
+      </w:r>
+      <w:r>
+        <w:t xml:space="preserve">Huang </w:t>
+      </w:r>
       <w:r>
         <w:t>Yili</w:t>
       </w:r>
-      <w:proofErr w:type="spellEnd"/>
-      <w:r>
-        <w:t xml:space="preserve"> Huang, Thomas Cherico Wanger)</w:t>
+      <w:r>
+        <w:t xml:space="preserve"> </w:t>
+      </w:r>
+      <w:r>
+        <w:t xml:space="preserve">and </w:t>
+      </w:r>
+      <w:r>
+        <w:t>Thomas Cherico Wanger)</w:t>
       </w:r>
     </w:p>
     <w:p>
@@ -557,17 +639,12 @@
     <w:p>
       <w:pPr>
         <w:ind w:firstLine="420"/>
-      </w:pPr>
-      <w:r>
-        <w:t xml:space="preserve">Chu </w:t>
-      </w:r>
-      <w:proofErr w:type="spellStart"/>
-      <w:r>
-        <w:t>Kochen</w:t>
-      </w:r>
-      <w:proofErr w:type="spellEnd"/>
-      <w:r>
-        <w:t xml:space="preserve"> Honors College, Zhejiang University</w:t>
+        <w:rPr>
+          <w:rFonts w:hint="eastAsia"/>
+        </w:rPr>
+      </w:pPr>
+      <w:r>
+        <w:t>Chu Kochen Honors College, Zhejiang University</w:t>
       </w:r>
     </w:p>
     <w:p/>
@@ -580,116 +657,28 @@
           <w:b/>
           <w:bCs/>
           <w:smallCaps/>
-        </w:rPr>
-      </w:pPr>
-      <w:r>
-        <w:rPr>
-          <w:b/>
-          <w:bCs/>
-          <w:smallCaps/>
-        </w:rPr>
-        <w:t>Research Interest</w:t>
-      </w:r>
-    </w:p>
-    <w:p>
-      <w:r>
-        <w:t>Pollination</w:t>
-      </w:r>
-      <w:r>
-        <w:t xml:space="preserve">, </w:t>
-      </w:r>
-      <w:r>
+          <w:sz w:val="24"/>
+          <w:szCs w:val="28"/>
+        </w:rPr>
+      </w:pPr>
+      <w:r>
+        <w:rPr>
+          <w:rFonts w:hint="eastAsia"/>
+          <w:b/>
+          <w:bCs/>
+          <w:smallCaps/>
+          <w:sz w:val="24"/>
+          <w:szCs w:val="28"/>
+        </w:rPr>
         <w:t>P</w:t>
       </w:r>
       <w:r>
-        <w:t>lastic Pollution</w:t>
-      </w:r>
-      <w:r>
-        <w:t>, Climate Change</w:t>
-      </w:r>
-      <w:r>
-        <w:t>, Ecosystem Service</w:t>
-      </w:r>
-      <w:r>
-        <w:t>s</w:t>
-      </w:r>
-      <w:r>
-        <w:t>, Artificial Intelligence</w:t>
-      </w:r>
-      <w:r>
-        <w:t>, etc.</w:t>
-      </w:r>
-    </w:p>
-    <w:p/>
-    <w:p>
-      <w:pPr>
-        <w:pBdr>
-          <w:bottom w:val="single" w:sz="6" w:space="1" w:color="auto"/>
-        </w:pBdr>
-        <w:rPr>
-          <w:b/>
-          <w:bCs/>
-          <w:smallCaps/>
-        </w:rPr>
-      </w:pPr>
-      <w:r>
-        <w:rPr>
-          <w:rFonts w:hint="eastAsia"/>
-          <w:b/>
-          <w:bCs/>
-          <w:smallCaps/>
-        </w:rPr>
-        <w:t>S</w:t>
-      </w:r>
-      <w:r>
-        <w:rPr>
-          <w:b/>
-          <w:bCs/>
-          <w:smallCaps/>
-        </w:rPr>
-        <w:t>kills</w:t>
-      </w:r>
-    </w:p>
-    <w:p>
-      <w:r>
-        <w:t>Python, MATLAB, R, C/C++</w:t>
-      </w:r>
-      <w:r>
-        <w:t xml:space="preserve">, </w:t>
-      </w:r>
-      <w:r>
-        <w:t>CAD, SolidWorks, SketchU</w:t>
-      </w:r>
-      <w:r>
-        <w:t>p, etc.</w:t>
-      </w:r>
-    </w:p>
-    <w:p/>
-    <w:p>
-      <w:pPr>
-        <w:pBdr>
-          <w:bottom w:val="single" w:sz="6" w:space="1" w:color="auto"/>
-        </w:pBdr>
-        <w:rPr>
-          <w:b/>
-          <w:bCs/>
-          <w:smallCaps/>
-        </w:rPr>
-      </w:pPr>
-      <w:r>
-        <w:rPr>
-          <w:rFonts w:hint="eastAsia"/>
-          <w:b/>
-          <w:bCs/>
-          <w:smallCaps/>
-        </w:rPr>
-        <w:t>P</w:t>
-      </w:r>
-      <w:r>
-        <w:rPr>
-          <w:b/>
-          <w:bCs/>
-          <w:smallCaps/>
+        <w:rPr>
+          <w:b/>
+          <w:bCs/>
+          <w:smallCaps/>
+          <w:sz w:val="24"/>
+          <w:szCs w:val="28"/>
         </w:rPr>
         <w:t>ublications</w:t>
       </w:r>
@@ -723,23 +712,13 @@
         </w:rPr>
         <w:t xml:space="preserve">Nano/micro-plastics effects in agricultural landscapes: an overlooked threat to pollination, biological pest control, and food security. </w:t>
       </w:r>
-      <w:proofErr w:type="spellStart"/>
       <w:r>
         <w:rPr>
           <w:i/>
           <w:iCs/>
           <w:szCs w:val="21"/>
         </w:rPr>
-        <w:t>arXiv</w:t>
-      </w:r>
-      <w:proofErr w:type="spellEnd"/>
-      <w:r>
-        <w:rPr>
-          <w:i/>
-          <w:iCs/>
-          <w:szCs w:val="21"/>
-        </w:rPr>
-        <w:t xml:space="preserve"> (Cornell University)</w:t>
+        <w:t>arXiv (Cornell University)</w:t>
       </w:r>
       <w:r>
         <w:rPr>
@@ -796,23 +775,13 @@
         </w:rPr>
         <w:t xml:space="preserve">Eyes on nature: Embedded vision cameras for multidisciplinary biodiversity monitoring. </w:t>
       </w:r>
-      <w:proofErr w:type="spellStart"/>
       <w:r>
         <w:rPr>
           <w:i/>
           <w:iCs/>
           <w:szCs w:val="21"/>
         </w:rPr>
-        <w:t>bioRxiv</w:t>
-      </w:r>
-      <w:proofErr w:type="spellEnd"/>
-      <w:r>
-        <w:rPr>
-          <w:i/>
-          <w:iCs/>
-          <w:szCs w:val="21"/>
-        </w:rPr>
-        <w:t xml:space="preserve"> (Cold Spring Harbor Laboratory)</w:t>
+        <w:t>bioRxiv (Cold Spring Harbor Laboratory)</w:t>
       </w:r>
       <w:r>
         <w:rPr>
@@ -850,23 +819,7 @@
         <w:t xml:space="preserve">, Chen, M., Chen, Q., Huang, Y. (2022). </w:t>
       </w:r>
       <w:r>
-        <w:t xml:space="preserve">Opposite selection effects of </w:t>
-      </w:r>
-      <w:proofErr w:type="spellStart"/>
-      <w:r>
-        <w:t>nZVI</w:t>
-      </w:r>
-      <w:proofErr w:type="spellEnd"/>
-      <w:r>
-        <w:t xml:space="preserve"> and PAHs on bacterial community composition revealed by universal and </w:t>
-      </w:r>
-      <w:proofErr w:type="spellStart"/>
-      <w:r>
-        <w:t>sphingomonads</w:t>
-      </w:r>
-      <w:proofErr w:type="spellEnd"/>
-      <w:r>
-        <w:t xml:space="preserve">-specific 16SrRNA primers. </w:t>
+        <w:t xml:space="preserve">Opposite selection effects of nZVI and PAHs on bacterial community composition revealed by universal and sphingomonads-specific 16SrRNA primers. </w:t>
       </w:r>
       <w:r>
         <w:rPr>
@@ -897,90 +850,47 @@
           <w:b/>
           <w:bCs/>
           <w:smallCaps/>
-        </w:rPr>
-      </w:pPr>
-      <w:r>
-        <w:rPr>
-          <w:rFonts w:hint="eastAsia"/>
-          <w:b/>
-          <w:bCs/>
-          <w:smallCaps/>
-        </w:rPr>
-        <w:t>C</w:t>
-      </w:r>
-      <w:r>
-        <w:rPr>
-          <w:b/>
-          <w:bCs/>
-          <w:smallCaps/>
-        </w:rPr>
-        <w:t>onferences &amp; Presentations</w:t>
-      </w:r>
-    </w:p>
-    <w:p>
-      <w:pPr>
-        <w:ind w:left="420" w:hangingChars="200" w:hanging="420"/>
-      </w:pPr>
-      <w:r>
-        <w:t xml:space="preserve">Sheng, D., &amp; Wanger, T. C. (2024, August 8). </w:t>
-      </w:r>
-      <w:proofErr w:type="spellStart"/>
-      <w:r>
-        <w:rPr>
-          <w:i/>
-          <w:iCs/>
-        </w:rPr>
-        <w:t>L</w:t>
-      </w:r>
-      <w:r>
-        <w:rPr>
-          <w:i/>
-          <w:iCs/>
-        </w:rPr>
-        <w:t>atebreaking</w:t>
-      </w:r>
-      <w:proofErr w:type="spellEnd"/>
-      <w:r>
-        <w:rPr>
-          <w:i/>
-          <w:iCs/>
-        </w:rPr>
-        <w:t xml:space="preserve"> poster: </w:t>
-      </w:r>
-      <w:r>
-        <w:rPr>
-          <w:i/>
-          <w:iCs/>
-        </w:rPr>
-        <w:t>Long-term exposure to microplastics and heat affects bumblebee colony development, behavior patterns and social networks</w:t>
-      </w:r>
-      <w:r>
-        <w:t>.</w:t>
-      </w:r>
-      <w:r>
-        <w:t xml:space="preserve"> </w:t>
-      </w:r>
-      <w:r>
-        <w:t xml:space="preserve">The </w:t>
-      </w:r>
-      <w:r>
-        <w:t>2024 Annual Meeting of the Ecological Society of America</w:t>
-      </w:r>
-      <w:r>
-        <w:t xml:space="preserve"> (ESA)</w:t>
-      </w:r>
-      <w:r>
-        <w:t>, Long Beach, C</w:t>
-      </w:r>
-      <w:r>
-        <w:t>alifornia, US</w:t>
-      </w:r>
-      <w:r>
-        <w:t>.</w:t>
-      </w:r>
-    </w:p>
-    <w:p/>
-    <w:p/>
+          <w:sz w:val="24"/>
+          <w:szCs w:val="28"/>
+        </w:rPr>
+      </w:pPr>
+      <w:r>
+        <w:rPr>
+          <w:b/>
+          <w:bCs/>
+          <w:smallCaps/>
+          <w:sz w:val="24"/>
+          <w:szCs w:val="28"/>
+        </w:rPr>
+        <w:t>Patents</w:t>
+      </w:r>
+    </w:p>
+    <w:p>
+      <w:r>
+        <w:t xml:space="preserve">In process: </w:t>
+      </w:r>
+      <w:r>
+        <w:t>CHN application No. 202311686500.0</w:t>
+      </w:r>
+      <w:r>
+        <w:t>;</w:t>
+      </w:r>
+      <w:r>
+        <w:t xml:space="preserve"> US application No. 18/607,745</w:t>
+      </w:r>
+    </w:p>
+    <w:p>
+      <w:pPr>
+        <w:widowControl/>
+        <w:rPr>
+          <w:b/>
+          <w:bCs/>
+          <w:smallCaps/>
+          <w:sz w:val="24"/>
+          <w:szCs w:val="28"/>
+        </w:rPr>
+      </w:pPr>
+    </w:p>
     <w:p>
       <w:pPr>
         <w:pBdr>
@@ -990,13 +900,119 @@
           <w:b/>
           <w:bCs/>
           <w:smallCaps/>
-        </w:rPr>
-      </w:pPr>
-      <w:r>
-        <w:rPr>
-          <w:b/>
-          <w:bCs/>
-          <w:smallCaps/>
+          <w:sz w:val="24"/>
+          <w:szCs w:val="28"/>
+        </w:rPr>
+      </w:pPr>
+      <w:r>
+        <w:rPr>
+          <w:rFonts w:hint="eastAsia"/>
+          <w:b/>
+          <w:bCs/>
+          <w:smallCaps/>
+          <w:sz w:val="24"/>
+          <w:szCs w:val="28"/>
+        </w:rPr>
+        <w:t>C</w:t>
+      </w:r>
+      <w:r>
+        <w:rPr>
+          <w:b/>
+          <w:bCs/>
+          <w:smallCaps/>
+          <w:sz w:val="24"/>
+          <w:szCs w:val="28"/>
+        </w:rPr>
+        <w:t>onferences &amp; Presentations</w:t>
+      </w:r>
+    </w:p>
+    <w:p>
+      <w:pPr>
+        <w:ind w:left="420" w:hangingChars="200" w:hanging="420"/>
+      </w:pPr>
+      <w:r>
+        <w:t xml:space="preserve">Sheng, D., &amp; Wanger, T. C. (2024, August 8). </w:t>
+      </w:r>
+      <w:r>
+        <w:rPr>
+          <w:i/>
+          <w:iCs/>
+        </w:rPr>
+        <w:t>L</w:t>
+      </w:r>
+      <w:r>
+        <w:rPr>
+          <w:i/>
+          <w:iCs/>
+        </w:rPr>
+        <w:t>atebreaking</w:t>
+      </w:r>
+      <w:r>
+        <w:rPr>
+          <w:i/>
+          <w:iCs/>
+        </w:rPr>
+        <w:t xml:space="preserve"> poster: </w:t>
+      </w:r>
+      <w:r>
+        <w:rPr>
+          <w:i/>
+          <w:iCs/>
+        </w:rPr>
+        <w:t>Long-term exposure to microplastics and heat affects bumblebee colony development, behavior patterns and social networks</w:t>
+      </w:r>
+      <w:r>
+        <w:t>.</w:t>
+      </w:r>
+      <w:r>
+        <w:t xml:space="preserve"> </w:t>
+      </w:r>
+      <w:r>
+        <w:t xml:space="preserve">The </w:t>
+      </w:r>
+      <w:r>
+        <w:t>2024 Annual Meeting of the Ecological Society of America</w:t>
+      </w:r>
+      <w:r>
+        <w:t xml:space="preserve"> (ESA)</w:t>
+      </w:r>
+      <w:r>
+        <w:t>, Long Beach, C</w:t>
+      </w:r>
+      <w:r>
+        <w:t>alifornia, US</w:t>
+      </w:r>
+      <w:r>
+        <w:t>.</w:t>
+      </w:r>
+    </w:p>
+    <w:p>
+      <w:pPr>
+        <w:rPr>
+          <w:rFonts w:hint="eastAsia"/>
+        </w:rPr>
+      </w:pPr>
+    </w:p>
+    <w:p>
+      <w:pPr>
+        <w:pBdr>
+          <w:bottom w:val="single" w:sz="6" w:space="1" w:color="auto"/>
+        </w:pBdr>
+        <w:rPr>
+          <w:b/>
+          <w:bCs/>
+          <w:smallCaps/>
+          <w:sz w:val="24"/>
+          <w:szCs w:val="28"/>
+        </w:rPr>
+      </w:pPr>
+      <w:r>
+        <w:rPr>
+          <w:b/>
+          <w:bCs/>
+          <w:smallCaps/>
+          <w:sz w:val="24"/>
+          <w:szCs w:val="28"/>
         </w:rPr>
         <w:lastRenderedPageBreak/>
         <w:t>O</w:t>
@@ -1007,6 +1023,8 @@
           <w:b/>
           <w:bCs/>
           <w:smallCaps/>
+          <w:sz w:val="24"/>
+          <w:szCs w:val="28"/>
         </w:rPr>
         <w:t>ther</w:t>
       </w:r>
@@ -1015,6 +1033,8 @@
           <w:b/>
           <w:bCs/>
           <w:smallCaps/>
+          <w:sz w:val="24"/>
+          <w:szCs w:val="28"/>
         </w:rPr>
         <w:t xml:space="preserve"> </w:t>
       </w:r>
@@ -1023,6 +1043,8 @@
           <w:b/>
           <w:bCs/>
           <w:smallCaps/>
+          <w:sz w:val="24"/>
+          <w:szCs w:val="28"/>
         </w:rPr>
         <w:t>Exp</w:t>
       </w:r>
@@ -1031,6 +1053,8 @@
           <w:b/>
           <w:bCs/>
           <w:smallCaps/>
+          <w:sz w:val="24"/>
+          <w:szCs w:val="28"/>
         </w:rPr>
         <w:t>e</w:t>
       </w:r>
@@ -1039,6 +1063,8 @@
           <w:b/>
           <w:bCs/>
           <w:smallCaps/>
+          <w:sz w:val="24"/>
+          <w:szCs w:val="28"/>
         </w:rPr>
         <w:t>rience</w:t>
       </w:r>
@@ -1047,6 +1073,8 @@
           <w:b/>
           <w:bCs/>
           <w:smallCaps/>
+          <w:sz w:val="24"/>
+          <w:szCs w:val="28"/>
         </w:rPr>
         <w:t>s</w:t>
       </w:r>
@@ -1203,13 +1231,17 @@
           <w:b/>
           <w:bCs/>
           <w:smallCaps/>
-        </w:rPr>
-      </w:pPr>
-      <w:r>
-        <w:rPr>
-          <w:b/>
-          <w:bCs/>
-          <w:smallCaps/>
+          <w:sz w:val="24"/>
+          <w:szCs w:val="28"/>
+        </w:rPr>
+      </w:pPr>
+      <w:r>
+        <w:rPr>
+          <w:b/>
+          <w:bCs/>
+          <w:smallCaps/>
+          <w:sz w:val="24"/>
+          <w:szCs w:val="28"/>
         </w:rPr>
         <w:t xml:space="preserve">Selected </w:t>
       </w:r>
@@ -1218,6 +1250,8 @@
           <w:b/>
           <w:bCs/>
           <w:smallCaps/>
+          <w:sz w:val="24"/>
+          <w:szCs w:val="28"/>
         </w:rPr>
         <w:t>Awards</w:t>
       </w:r>
@@ -1247,15 +1281,7 @@
         <w:t>Z</w:t>
       </w:r>
       <w:r>
-        <w:t>hejiang University-</w:t>
-      </w:r>
-      <w:proofErr w:type="spellStart"/>
-      <w:r>
-        <w:t>Jiande</w:t>
-      </w:r>
-      <w:proofErr w:type="spellEnd"/>
-      <w:r>
-        <w:t xml:space="preserve"> Scholarship (second prize)</w:t>
+        <w:t>hejiang University-Jiande Scholarship (second prize)</w:t>
       </w:r>
       <w:r>
         <w:tab/>
@@ -1390,6 +1416,96 @@
         <w:tab/>
         <w:t>2020</w:t>
       </w:r>
+    </w:p>
+    <w:p>
+      <w:pPr>
+        <w:tabs>
+          <w:tab w:val="left" w:pos="420"/>
+          <w:tab w:val="left" w:pos="840"/>
+          <w:tab w:val="left" w:pos="1260"/>
+          <w:tab w:val="left" w:pos="1680"/>
+          <w:tab w:val="left" w:pos="2100"/>
+          <w:tab w:val="left" w:pos="2520"/>
+          <w:tab w:val="left" w:pos="2940"/>
+          <w:tab w:val="left" w:pos="3360"/>
+          <w:tab w:val="left" w:pos="3780"/>
+          <w:tab w:val="left" w:pos="4200"/>
+          <w:tab w:val="left" w:pos="4620"/>
+          <w:tab w:val="left" w:pos="5040"/>
+          <w:tab w:val="right" w:pos="9746"/>
+        </w:tabs>
+      </w:pPr>
+    </w:p>
+    <w:p>
+      <w:pPr>
+        <w:pBdr>
+          <w:bottom w:val="single" w:sz="6" w:space="1" w:color="auto"/>
+        </w:pBdr>
+        <w:rPr>
+          <w:b/>
+          <w:bCs/>
+          <w:smallCaps/>
+          <w:sz w:val="24"/>
+          <w:szCs w:val="28"/>
+        </w:rPr>
+      </w:pPr>
+      <w:r>
+        <w:rPr>
+          <w:rFonts w:hint="eastAsia"/>
+          <w:b/>
+          <w:bCs/>
+          <w:smallCaps/>
+          <w:sz w:val="24"/>
+          <w:szCs w:val="28"/>
+        </w:rPr>
+        <w:t>S</w:t>
+      </w:r>
+      <w:r>
+        <w:rPr>
+          <w:b/>
+          <w:bCs/>
+          <w:smallCaps/>
+          <w:sz w:val="24"/>
+          <w:szCs w:val="28"/>
+        </w:rPr>
+        <w:t>kills</w:t>
+      </w:r>
+    </w:p>
+    <w:p>
+      <w:r>
+        <w:t>Python, MATLAB, R, C/C++</w:t>
+      </w:r>
+      <w:r>
+        <w:t xml:space="preserve">, </w:t>
+      </w:r>
+      <w:r>
+        <w:t>CAD, SolidWorks, SketchU</w:t>
+      </w:r>
+      <w:r>
+        <w:t>p, etc.</w:t>
+      </w:r>
+    </w:p>
+    <w:p>
+      <w:pPr>
+        <w:tabs>
+          <w:tab w:val="left" w:pos="420"/>
+          <w:tab w:val="left" w:pos="840"/>
+          <w:tab w:val="left" w:pos="1260"/>
+          <w:tab w:val="left" w:pos="1680"/>
+          <w:tab w:val="left" w:pos="2100"/>
+          <w:tab w:val="left" w:pos="2520"/>
+          <w:tab w:val="left" w:pos="2940"/>
+          <w:tab w:val="left" w:pos="3360"/>
+          <w:tab w:val="left" w:pos="3780"/>
+          <w:tab w:val="left" w:pos="4200"/>
+          <w:tab w:val="left" w:pos="4620"/>
+          <w:tab w:val="left" w:pos="5040"/>
+          <w:tab w:val="right" w:pos="9746"/>
+        </w:tabs>
+        <w:rPr>
+          <w:rFonts w:hint="eastAsia"/>
+        </w:rPr>
+      </w:pPr>
     </w:p>
     <w:sectPr>
       <w:headerReference w:type="default" r:id="rId16"/>
@@ -1575,15 +1691,40 @@
 <file path=word/header1.xml><?xml version="1.0" encoding="utf-8"?>
 <w:hdr xmlns:wpc="http://schemas.microsoft.com/office/word/2010/wordprocessingCanvas" xmlns:cx="http://schemas.microsoft.com/office/drawing/2014/chartex" xmlns:cx1="http://schemas.microsoft.com/office/drawing/2015/9/8/chartex" xmlns:cx2="http://schemas.microsoft.com/office/drawing/2015/10/21/chartex" xmlns:cx3="http://schemas.microsoft.com/office/drawing/2016/5/9/chartex" xmlns:cx4="http://schemas.microsoft.com/office/drawing/2016/5/10/chartex" xmlns:cx5="http://schemas.microsoft.com/office/drawing/2016/5/11/chartex" xmlns:cx6="http://schemas.microsoft.com/office/drawing/2016/5/12/chartex" xmlns:cx7="http://schemas.microsoft.com/office/drawing/2016/5/13/chartex" xmlns:cx8="http://schemas.microsoft.com/office/drawing/2016/5/14/chartex" xmlns:mc="http://schemas.openxmlformats.org/markup-compatibility/2006" xmlns:aink="http://schemas.microsoft.com/office/drawing/2016/ink" xmlns:am3d="http://schemas.microsoft.com/office/drawing/2017/model3d" xmlns:o="urn:schemas-microsoft-com:office:office" xmlns:r="http://schemas.openxmlformats.org/officeDocument/2006/relationships" xmlns:m="http://schemas.openxmlformats.org/officeDocument/2006/math" xmlns:v="urn:schemas-microsoft-com:vml" xmlns:wp14="http://schemas.microsoft.com/office/word/2010/wordprocessingDrawing" xmlns:wp="http://schemas.openxmlformats.org/drawingml/2006/wordprocessingDrawing" xmlns:w10="urn:schemas-microsoft-com:office:word" xmlns:w="http://schemas.openxmlformats.org/wordprocessingml/2006/main" xmlns:w14="http://schemas.microsoft.com/office/word/2010/wordml" xmlns:w15="http://schemas.microsoft.com/office/word/2012/wordml" xmlns:w16cex="http://schemas.microsoft.com/office/word/2018/wordml/cex" xmlns:w16cid="http://schemas.microsoft.com/office/word/2016/wordml/cid" xmlns:w16="http://schemas.microsoft.com/office/word/2018/wordml" xmlns:w16sdtdh="http://schemas.microsoft.com/office/word/2020/wordml/sdtdatahash" xmlns:w16se="http://schemas.microsoft.com/office/word/2015/wordml/symex" xmlns:wpg="http://schemas.microsoft.com/office/word/2010/wordprocessingGroup" xmlns:wpi="http://schemas.microsoft.com/office/word/2010/wordprocessingInk" xmlns:wne="http://schemas.microsoft.com/office/word/2006/wordml" xmlns:wps="http://schemas.microsoft.com/office/word/2010/wordprocessingShape" mc:Ignorable="w14 w15 w16se w16cid w16 w16cex w16sdtdh wp14">
   <w:p>
+    <w:pPr>
+      <w:rPr>
+        <w:smallCaps/>
+      </w:rPr>
+    </w:pPr>
     <w:r>
-      <w:t>Dong Sheng</w:t>
+      <w:rPr>
+        <w:rFonts w:hint="eastAsia"/>
+        <w:smallCaps/>
+      </w:rPr>
+      <w:t>S</w:t>
     </w:r>
     <w:r>
-      <w:t xml:space="preserve">  </w:t>
+      <w:rPr>
+        <w:smallCaps/>
+      </w:rPr>
+      <w:t>heng</w:t>
+    </w:r>
+    <w:r>
+      <w:t xml:space="preserve"> Dong</w:t>
+    </w:r>
+    <w:r>
+      <w:tab/>
+    </w:r>
+    <w:r>
+      <w:rPr>
+        <w:smallCaps/>
+      </w:rPr>
+      <w:tab/>
     </w:r>
     <w:r>
       <w:rPr>
         <w:rFonts w:hint="eastAsia"/>
+        <w:smallCaps/>
       </w:rPr>
       <w:t>盛东</w:t>
     </w:r>

--- a/files/CV_ShengDong.docx
+++ b/files/CV_ShengDong.docx
@@ -18,7 +18,7 @@
           <w:noProof/>
         </w:rPr>
         <w:drawing>
-          <wp:anchor distT="0" distB="0" distL="114300" distR="114300" simplePos="0" relativeHeight="251658240" behindDoc="0" locked="0" layoutInCell="1" allowOverlap="1" wp14:anchorId="58B54483" wp14:editId="4342BFAC">
+          <wp:anchor distT="0" distB="0" distL="114300" distR="114300" simplePos="0" relativeHeight="251658240" behindDoc="0" locked="0" layoutInCell="1" allowOverlap="1" wp14:anchorId="58B54483" wp14:editId="3BCD8F1F">
             <wp:simplePos x="0" y="0"/>
             <wp:positionH relativeFrom="column">
               <wp:posOffset>4377236</wp:posOffset>
@@ -363,13 +363,7 @@
         <w:t>.</w:t>
       </w:r>
     </w:p>
-    <w:p>
-      <w:pPr>
-        <w:rPr>
-          <w:rFonts w:hint="eastAsia"/>
-        </w:rPr>
-      </w:pPr>
-    </w:p>
+    <w:p/>
     <w:p>
       <w:pPr>
         <w:pBdr>
@@ -639,9 +633,6 @@
     <w:p>
       <w:pPr>
         <w:ind w:firstLine="420"/>
-        <w:rPr>
-          <w:rFonts w:hint="eastAsia"/>
-        </w:rPr>
       </w:pPr>
       <w:r>
         <w:t>Chu Kochen Honors College, Zhejiang University</w:t>
@@ -697,12 +688,14 @@
           <w:b/>
           <w:bCs/>
           <w:szCs w:val="21"/>
+          <w:lang w:val="de-DE"/>
         </w:rPr>
         <w:t>Sheng, D.</w:t>
       </w:r>
       <w:r>
         <w:rPr>
           <w:szCs w:val="21"/>
+          <w:lang w:val="de-DE"/>
         </w:rPr>
         <w:t xml:space="preserve">, Jing, S., He, X., Klein, A., Köhler, H., &amp; Wanger, T. C. (2024). </w:t>
       </w:r>
@@ -986,13 +979,7 @@
         <w:t>.</w:t>
       </w:r>
     </w:p>
-    <w:p>
-      <w:pPr>
-        <w:rPr>
-          <w:rFonts w:hint="eastAsia"/>
-        </w:rPr>
-      </w:pPr>
-    </w:p>
+    <w:p/>
     <w:p>
       <w:pPr>
         <w:pBdr>
@@ -1502,9 +1489,6 @@
           <w:tab w:val="left" w:pos="5040"/>
           <w:tab w:val="right" w:pos="9746"/>
         </w:tabs>
-        <w:rPr>
-          <w:rFonts w:hint="eastAsia"/>
-        </w:rPr>
       </w:pPr>
     </w:p>
     <w:sectPr>

--- a/files/CV_ShengDong.docx
+++ b/files/CV_ShengDong.docx
@@ -189,29 +189,6 @@
       <w:r>
         <w:t>.</w:t>
       </w:r>
-      <w:r>
-        <w:t xml:space="preserve"> </w:t>
-      </w:r>
-    </w:p>
-    <w:p>
-      <w:pPr>
-        <w:jc w:val="center"/>
-      </w:pPr>
-      <w:r>
-        <w:t>E3-</w:t>
-      </w:r>
-      <w:r>
-        <w:t xml:space="preserve">304, </w:t>
-      </w:r>
-      <w:r>
-        <w:t>600 Dunyu R</w:t>
-      </w:r>
-      <w:r>
-        <w:t>d</w:t>
-      </w:r>
-      <w:r>
-        <w:t>, Hangzhou, Zhejiang, 310030, China.</w:t>
-      </w:r>
     </w:p>
     <w:p>
       <w:pPr>
@@ -585,148 +562,161 @@
       <w:r>
         <w:t xml:space="preserve">by </w:t>
       </w:r>
-      <w:r>
-        <w:t xml:space="preserve">Huang </w:t>
-      </w:r>
-      <w:r>
-        <w:t>Yili</w:t>
-      </w:r>
-      <w:r>
-        <w:t xml:space="preserve"> </w:t>
-      </w:r>
-      <w:r>
-        <w:t xml:space="preserve">and </w:t>
-      </w:r>
-      <w:r>
-        <w:t>Thomas Cherico Wanger)</w:t>
-      </w:r>
-    </w:p>
-    <w:p>
-      <w:pPr>
-        <w:tabs>
-          <w:tab w:val="right" w:pos="9746"/>
-        </w:tabs>
-      </w:pPr>
-      <w:r>
-        <w:rPr>
-          <w:b/>
-          <w:bCs/>
-        </w:rPr>
-        <w:t>Minor</w:t>
-      </w:r>
-      <w:r>
-        <w:t xml:space="preserve"> in </w:t>
-      </w:r>
-      <w:r>
-        <w:rPr>
-          <w:u w:val="single"/>
-        </w:rPr>
-        <w:t>Advanced Honor Class of Engineering Education</w:t>
-      </w:r>
-      <w:r>
-        <w:tab/>
-      </w:r>
-      <w:r>
-        <w:t>2020 Sept – 2023 Jun</w:t>
-      </w:r>
-    </w:p>
-    <w:p>
-      <w:pPr>
-        <w:ind w:firstLine="420"/>
-      </w:pPr>
-      <w:r>
-        <w:t>Chu Kochen Honors College, Zhejiang University</w:t>
-      </w:r>
-    </w:p>
-    <w:p/>
-    <w:p>
-      <w:pPr>
-        <w:pBdr>
-          <w:bottom w:val="single" w:sz="6" w:space="1" w:color="auto"/>
-        </w:pBdr>
-        <w:rPr>
-          <w:b/>
-          <w:bCs/>
-          <w:smallCaps/>
-          <w:sz w:val="24"/>
-          <w:szCs w:val="28"/>
-        </w:rPr>
-      </w:pPr>
-      <w:r>
-        <w:rPr>
-          <w:rFonts w:hint="eastAsia"/>
-          <w:b/>
-          <w:bCs/>
-          <w:smallCaps/>
-          <w:sz w:val="24"/>
-          <w:szCs w:val="28"/>
-        </w:rPr>
-        <w:t>P</w:t>
-      </w:r>
-      <w:r>
-        <w:rPr>
-          <w:b/>
-          <w:bCs/>
-          <w:smallCaps/>
-          <w:sz w:val="24"/>
-          <w:szCs w:val="28"/>
-        </w:rPr>
-        <w:t>ublications</w:t>
-      </w:r>
-    </w:p>
-    <w:p>
-      <w:pPr>
-        <w:ind w:left="422" w:hangingChars="200" w:hanging="422"/>
-        <w:rPr>
-          <w:rStyle w:val="url"/>
-          <w:szCs w:val="21"/>
-          <w:lang w:val="de-DE"/>
-        </w:rPr>
-      </w:pPr>
-      <w:r>
-        <w:rPr>
-          <w:b/>
-          <w:bCs/>
-          <w:szCs w:val="21"/>
-          <w:lang w:val="de-DE"/>
-        </w:rPr>
-        <w:t>Sheng, D.</w:t>
-      </w:r>
-      <w:r>
-        <w:rPr>
-          <w:szCs w:val="21"/>
-          <w:lang w:val="de-DE"/>
-        </w:rPr>
-        <w:t xml:space="preserve">, Jing, S., He, X., Klein, A., Köhler, H., &amp; Wanger, T. C. (2024). </w:t>
-      </w:r>
-      <w:r>
-        <w:rPr>
-          <w:szCs w:val="21"/>
-        </w:rPr>
-        <w:t xml:space="preserve">Nano/micro-plastics effects in agricultural landscapes: an overlooked threat to pollination, biological pest control, and food security. </w:t>
-      </w:r>
-      <w:r>
-        <w:rPr>
-          <w:i/>
-          <w:iCs/>
-          <w:szCs w:val="21"/>
-        </w:rPr>
-        <w:t>arXiv (Cornell University)</w:t>
-      </w:r>
-      <w:r>
-        <w:rPr>
-          <w:szCs w:val="21"/>
-        </w:rPr>
-        <w:t xml:space="preserve">. </w:t>
-      </w:r>
       <w:hyperlink r:id="rId12" w:history="1">
         <w:r>
           <w:rPr>
             <w:rStyle w:val="a3"/>
+          </w:rPr>
+          <w:t>Yili Huang</w:t>
+        </w:r>
+      </w:hyperlink>
+      <w:r>
+        <w:t xml:space="preserve"> </w:t>
+      </w:r>
+      <w:r>
+        <w:t xml:space="preserve">and </w:t>
+      </w:r>
+      <w:r>
+        <w:t>Thomas Cherico Wanger)</w:t>
+      </w:r>
+    </w:p>
+    <w:p>
+      <w:pPr>
+        <w:tabs>
+          <w:tab w:val="right" w:pos="9746"/>
+        </w:tabs>
+      </w:pPr>
+      <w:r>
+        <w:rPr>
+          <w:b/>
+          <w:bCs/>
+        </w:rPr>
+        <w:t>Minor</w:t>
+      </w:r>
+      <w:r>
+        <w:t xml:space="preserve"> in </w:t>
+      </w:r>
+      <w:r>
+        <w:rPr>
+          <w:u w:val="single"/>
+        </w:rPr>
+        <w:t>Advanced Honor Class of Engineering Education</w:t>
+      </w:r>
+      <w:r>
+        <w:tab/>
+      </w:r>
+      <w:r>
+        <w:t>2020 Sept – 2023 Jun</w:t>
+      </w:r>
+    </w:p>
+    <w:p>
+      <w:pPr>
+        <w:ind w:firstLine="420"/>
+      </w:pPr>
+      <w:r>
+        <w:t>Chu Kochen Honors College, Zhejiang University</w:t>
+      </w:r>
+    </w:p>
+    <w:p/>
+    <w:p>
+      <w:pPr>
+        <w:pBdr>
+          <w:bottom w:val="single" w:sz="6" w:space="1" w:color="auto"/>
+        </w:pBdr>
+        <w:rPr>
+          <w:b/>
+          <w:bCs/>
+          <w:smallCaps/>
+          <w:sz w:val="24"/>
+          <w:szCs w:val="28"/>
+        </w:rPr>
+      </w:pPr>
+      <w:r>
+        <w:rPr>
+          <w:rFonts w:hint="eastAsia"/>
+          <w:b/>
+          <w:bCs/>
+          <w:smallCaps/>
+          <w:sz w:val="24"/>
+          <w:szCs w:val="28"/>
+        </w:rPr>
+        <w:t>P</w:t>
+      </w:r>
+      <w:r>
+        <w:rPr>
+          <w:b/>
+          <w:bCs/>
+          <w:smallCaps/>
+          <w:sz w:val="24"/>
+          <w:szCs w:val="28"/>
+        </w:rPr>
+        <w:t>ublications</w:t>
+      </w:r>
+    </w:p>
+    <w:p>
+      <w:pPr>
+        <w:ind w:left="422" w:hangingChars="200" w:hanging="422"/>
+        <w:rPr>
+          <w:szCs w:val="21"/>
+        </w:rPr>
+      </w:pPr>
+      <w:r>
+        <w:rPr>
+          <w:b/>
+          <w:bCs/>
+          <w:szCs w:val="21"/>
+          <w:lang w:val="de-DE"/>
+        </w:rPr>
+        <w:t>Sheng, D.</w:t>
+      </w:r>
+      <w:r>
+        <w:rPr>
+          <w:szCs w:val="21"/>
+          <w:lang w:val="de-DE"/>
+        </w:rPr>
+        <w:t xml:space="preserve">, Jing, S., He, X., Klein, A.-M., Köhler, H.-R., &amp; Wanger, T. C. (2024). </w:t>
+      </w:r>
+      <w:r>
+        <w:rPr>
+          <w:szCs w:val="21"/>
+        </w:rPr>
+        <w:t xml:space="preserve">Plastic pollution in agricultural landscapes: An overlooked threat to pollination, biocontrol and food security. </w:t>
+      </w:r>
+      <w:r>
+        <w:rPr>
+          <w:i/>
+          <w:iCs/>
+          <w:szCs w:val="21"/>
+        </w:rPr>
+        <w:t>Nature Communications</w:t>
+      </w:r>
+      <w:r>
+        <w:rPr>
+          <w:szCs w:val="21"/>
+        </w:rPr>
+        <w:t xml:space="preserve">, </w:t>
+      </w:r>
+      <w:r>
+        <w:rPr>
+          <w:i/>
+          <w:iCs/>
+          <w:szCs w:val="21"/>
+        </w:rPr>
+        <w:t>15</w:t>
+      </w:r>
+      <w:r>
+        <w:rPr>
+          <w:szCs w:val="21"/>
+        </w:rPr>
+        <w:t xml:space="preserve">(1), 8413. </w:t>
+      </w:r>
+      <w:hyperlink r:id="rId13" w:history="1">
+        <w:r>
+          <w:rPr>
+            <w:rStyle w:val="a3"/>
             <w:szCs w:val="21"/>
-            <w:lang w:val="de-DE"/>
           </w:rPr>
-          <w:t>https://doi.org/10.48550/arxiv.2403.04920</w:t>
+          <w:t>https://doi.org/10.1038/s41467-024-52734-3</w:t>
         </w:r>
       </w:hyperlink>
     </w:p>
@@ -782,7 +772,7 @@
         </w:rPr>
         <w:t xml:space="preserve">. </w:t>
       </w:r>
-      <w:hyperlink r:id="rId13" w:history="1">
+      <w:hyperlink r:id="rId14" w:history="1">
         <w:r>
           <w:rPr>
             <w:rStyle w:val="a3"/>
@@ -824,7 +814,7 @@
       <w:r>
         <w:t xml:space="preserve">, 311, 119893. </w:t>
       </w:r>
-      <w:hyperlink r:id="rId14" w:history="1">
+      <w:hyperlink r:id="rId15" w:history="1">
         <w:r>
           <w:rPr>
             <w:rStyle w:val="a3"/>
@@ -980,6 +970,7 @@
       </w:r>
     </w:p>
     <w:p/>
+    <w:p/>
     <w:p>
       <w:pPr>
         <w:pBdr>
@@ -1115,14 +1106,15 @@
       <w:r>
         <w:t xml:space="preserve">Dr. </w:t>
       </w:r>
-      <w:hyperlink r:id="rId15" w:history="1">
-        <w:r>
-          <w:rPr>
-            <w:rStyle w:val="a3"/>
-          </w:rPr>
-          <w:t>Yili Huang</w:t>
-        </w:r>
-      </w:hyperlink>
+      <w:r>
+        <w:rPr>
+          <w:rFonts w:hint="eastAsia"/>
+        </w:rPr>
+        <w:t>Yi</w:t>
+      </w:r>
+      <w:r>
+        <w:t>li Huang</w:t>
+      </w:r>
       <w:r>
         <w:t xml:space="preserve">) </w:t>
       </w:r>
@@ -1195,17 +1187,25 @@
         </w:tabs>
       </w:pPr>
       <w:r>
-        <w:t>Summer session at University of California, Berkeley. (E</w:t>
-      </w:r>
-      <w:r>
-        <w:t>SA20</w:t>
-      </w:r>
-      <w:r>
-        <w:t>, A-)</w:t>
+        <w:t>Summer session at University of California, Berkeley.</w:t>
       </w:r>
       <w:r>
         <w:tab/>
         <w:t>2021 Aug</w:t>
+      </w:r>
+    </w:p>
+    <w:p>
+      <w:pPr>
+        <w:ind w:left="420"/>
+      </w:pPr>
+      <w:r>
+        <w:t>Environmental Earth Sciences (ESA20)</w:t>
+      </w:r>
+      <w:r>
+        <w:t xml:space="preserve">, </w:t>
+      </w:r>
+      <w:r>
+        <w:t>A-</w:t>
       </w:r>
     </w:p>
     <w:p/>
@@ -1710,7 +1710,21 @@
         <w:rFonts w:hint="eastAsia"/>
         <w:smallCaps/>
       </w:rPr>
-      <w:t>盛东</w:t>
+      <w:t>盛</w:t>
+    </w:r>
+    <w:r>
+      <w:rPr>
+        <w:rFonts w:hint="eastAsia"/>
+        <w:smallCaps/>
+      </w:rPr>
+      <w:t xml:space="preserve"> </w:t>
+    </w:r>
+    <w:r>
+      <w:rPr>
+        <w:rFonts w:hint="eastAsia"/>
+        <w:smallCaps/>
+      </w:rPr>
+      <w:t>东</w:t>
     </w:r>
   </w:p>
 </w:hdr>
@@ -2122,7 +2136,6 @@
   <w:style w:type="character" w:default="1" w:styleId="a0">
     <w:name w:val="Default Paragraph Font"/>
     <w:uiPriority w:val="1"/>
-    <w:semiHidden/>
     <w:unhideWhenUsed/>
   </w:style>
   <w:style w:type="table" w:default="1" w:styleId="a1">

--- a/files/CV_ShengDong.docx
+++ b/files/CV_ShengDong.docx
@@ -154,56 +154,27 @@
       <w:r>
         <w:t xml:space="preserve">hD cand. @ </w:t>
       </w:r>
+      <w:r>
+        <w:t>School of Engineering, Westlake University</w:t>
+      </w:r>
+      <w:r>
+        <w:t>.</w:t>
+      </w:r>
+    </w:p>
+    <w:p>
+      <w:pPr>
+        <w:jc w:val="center"/>
+      </w:pPr>
+      <w:r>
+        <w:rPr>
+          <w:rFonts w:hint="eastAsia"/>
+        </w:rPr>
+        <w:t>E</w:t>
+      </w:r>
+      <w:r>
+        <w:t xml:space="preserve">mail: </w:t>
+      </w:r>
       <w:hyperlink r:id="rId7" w:history="1">
-        <w:r>
-          <w:rPr>
-            <w:rStyle w:val="a3"/>
-          </w:rPr>
-          <w:t>S</w:t>
-        </w:r>
-        <w:r>
-          <w:rPr>
-            <w:rStyle w:val="a3"/>
-          </w:rPr>
-          <w:t xml:space="preserve">ASE </w:t>
-        </w:r>
-        <w:r>
-          <w:rPr>
-            <w:rStyle w:val="a3"/>
-          </w:rPr>
-          <w:t>Lab</w:t>
-        </w:r>
-      </w:hyperlink>
-      <w:r>
-        <w:t>,</w:t>
-      </w:r>
-      <w:r>
-        <w:rPr>
-          <w:rFonts w:hint="eastAsia"/>
-        </w:rPr>
-        <w:t xml:space="preserve"> </w:t>
-      </w:r>
-      <w:r>
-        <w:t>School of Engineering, Westlake University</w:t>
-      </w:r>
-      <w:r>
-        <w:t>.</w:t>
-      </w:r>
-    </w:p>
-    <w:p>
-      <w:pPr>
-        <w:jc w:val="center"/>
-      </w:pPr>
-      <w:r>
-        <w:rPr>
-          <w:rFonts w:hint="eastAsia"/>
-        </w:rPr>
-        <w:t>E</w:t>
-      </w:r>
-      <w:r>
-        <w:t xml:space="preserve">mail: </w:t>
-      </w:r>
-      <w:hyperlink r:id="rId8" w:history="1">
         <w:r>
           <w:rPr>
             <w:rStyle w:val="a3"/>
@@ -222,7 +193,7 @@
         </w:rPr>
         <w:t xml:space="preserve">; </w:t>
       </w:r>
-      <w:hyperlink r:id="rId9" w:history="1">
+      <w:hyperlink r:id="rId8" w:history="1">
         <w:r>
           <w:rPr>
             <w:rStyle w:val="a3"/>
@@ -248,7 +219,7 @@
       <w:r>
         <w:t xml:space="preserve">ebsite: </w:t>
       </w:r>
-      <w:hyperlink r:id="rId10" w:history="1">
+      <w:hyperlink r:id="rId9" w:history="1">
         <w:r>
           <w:rPr>
             <w:rStyle w:val="a3"/>
@@ -431,18 +402,24 @@
       <w:r>
         <w:t>Westlake University</w:t>
       </w:r>
+      <w:r>
+        <w:t xml:space="preserve"> (joint</w:t>
+      </w:r>
+      <w:r>
+        <w:t xml:space="preserve"> program</w:t>
+      </w:r>
+      <w:r>
+        <w:t xml:space="preserve"> with Zhejiang University)</w:t>
+      </w:r>
     </w:p>
     <w:p>
       <w:pPr>
         <w:ind w:firstLine="420"/>
       </w:pPr>
       <w:r>
-        <w:t>Sustainable Agricultural Systems &amp; Engineering Lab</w:t>
-      </w:r>
-      <w:r>
-        <w:t xml:space="preserve"> (PI: </w:t>
-      </w:r>
-      <w:hyperlink r:id="rId11" w:history="1">
+        <w:t xml:space="preserve">PI: </w:t>
+      </w:r>
+      <w:hyperlink r:id="rId10" w:history="1">
         <w:r>
           <w:rPr>
             <w:rStyle w:val="a3"/>
@@ -451,8 +428,28 @@
         </w:r>
       </w:hyperlink>
       <w:r>
-        <w:t>)</w:t>
-      </w:r>
+        <w:t xml:space="preserve"> &amp; </w:t>
+      </w:r>
+      <w:hyperlink r:id="rId11" w:history="1">
+        <w:r>
+          <w:rPr>
+            <w:rStyle w:val="a3"/>
+          </w:rPr>
+          <w:t>Ling Li (</w:t>
+        </w:r>
+        <w:r>
+          <w:rPr>
+            <w:rStyle w:val="a3"/>
+          </w:rPr>
+          <w:t>李凌</w:t>
+        </w:r>
+        <w:r>
+          <w:rPr>
+            <w:rStyle w:val="a3"/>
+          </w:rPr>
+          <w:t>)</w:t>
+        </w:r>
+      </w:hyperlink>
     </w:p>
     <w:p>
       <w:pPr>
@@ -724,39 +721,68 @@
       <w:pPr>
         <w:ind w:left="420" w:hangingChars="200" w:hanging="420"/>
         <w:rPr>
-          <w:rStyle w:val="url"/>
+          <w:rFonts w:hint="eastAsia"/>
+          <w:szCs w:val="21"/>
+        </w:rPr>
+      </w:pPr>
+      <w:r>
+        <w:rPr>
           <w:szCs w:val="21"/>
           <w:lang w:val="de-DE"/>
         </w:rPr>
-      </w:pPr>
-      <w:r>
-        <w:rPr>
+        <w:t>Darras, K. F. A., Balle, M., Xu, W., Yan, Y., Zakka, V. G., Toledo</w:t>
+      </w:r>
+      <w:r>
+        <w:rPr>
+          <w:rFonts w:ascii="宋体" w:eastAsia="宋体" w:hAnsi="宋体" w:cs="宋体" w:hint="eastAsia"/>
           <w:szCs w:val="21"/>
           <w:lang w:val="de-DE"/>
         </w:rPr>
-        <w:t xml:space="preserve">Darras, K. F., Balle, M., Xu, W., Yan, Y., Zakka, V. G., Toledo-Hernández, M., </w:t>
-      </w:r>
-      <w:r>
-        <w:rPr>
-          <w:b/>
-          <w:bCs/>
+        <w:t>‐</w:t>
+      </w:r>
+      <w:r>
+        <w:rPr>
           <w:szCs w:val="21"/>
           <w:lang w:val="de-DE"/>
         </w:rPr>
-        <w:t>Sheng, D.</w:t>
-      </w:r>
-      <w:r>
-        <w:rPr>
+        <w:t>Hern</w:t>
+      </w:r>
+      <w:r>
+        <w:rPr>
+          <w:rFonts w:cs="Georgia"/>
           <w:szCs w:val="21"/>
           <w:lang w:val="de-DE"/>
         </w:rPr>
-        <w:t xml:space="preserve">, Lin, W., Zhang, B., Lan, Z., Fupeng, L., &amp; Wanger, T. C. (2023). </w:t>
+        <w:t>á</w:t>
       </w:r>
       <w:r>
         <w:rPr>
           <w:szCs w:val="21"/>
-        </w:rPr>
-        <w:t xml:space="preserve">Eyes on nature: Embedded vision cameras for multidisciplinary biodiversity monitoring. </w:t>
+          <w:lang w:val="de-DE"/>
+        </w:rPr>
+        <w:t xml:space="preserve">ndez, M., </w:t>
+      </w:r>
+      <w:r>
+        <w:rPr>
+          <w:b/>
+          <w:bCs/>
+          <w:szCs w:val="21"/>
+          <w:lang w:val="de-DE"/>
+        </w:rPr>
+        <w:t>Sheng, D.</w:t>
+      </w:r>
+      <w:r>
+        <w:rPr>
+          <w:szCs w:val="21"/>
+          <w:lang w:val="de-DE"/>
+        </w:rPr>
+        <w:t xml:space="preserve">, Lin, W., Zhang, B., Lan, Z., Fupeng, L., &amp; Wanger, T. C. (2024). </w:t>
+      </w:r>
+      <w:r>
+        <w:rPr>
+          <w:szCs w:val="21"/>
+        </w:rPr>
+        <w:t xml:space="preserve">Eyes on nature: Embedded vision cameras for terrestrial biodiversity monitoring. </w:t>
       </w:r>
       <w:r>
         <w:rPr>
@@ -764,13 +790,13 @@
           <w:iCs/>
           <w:szCs w:val="21"/>
         </w:rPr>
-        <w:t>bioRxiv (Cold Spring Harbor Laboratory)</w:t>
+        <w:t>Methods in Ecology and Evolution</w:t>
       </w:r>
       <w:r>
         <w:rPr>
           <w:szCs w:val="21"/>
         </w:rPr>
-        <w:t xml:space="preserve">. </w:t>
+        <w:t xml:space="preserve">, 2041-210X.14436. </w:t>
       </w:r>
       <w:hyperlink r:id="rId14" w:history="1">
         <w:r>
@@ -779,7 +805,7 @@
             <w:szCs w:val="21"/>
             <w:lang w:val="de-DE"/>
           </w:rPr>
-          <w:t>https://doi.org/10.1101/2023.07.26.550656</w:t>
+          <w:t>https://doi.org/10.1111/2041-210X.14436</w:t>
         </w:r>
       </w:hyperlink>
     </w:p>
@@ -1241,6 +1267,162 @@
           <w:szCs w:val="28"/>
         </w:rPr>
         <w:t>Awards</w:t>
+      </w:r>
+    </w:p>
+    <w:p>
+      <w:pPr>
+        <w:tabs>
+          <w:tab w:val="left" w:pos="420"/>
+          <w:tab w:val="left" w:pos="840"/>
+          <w:tab w:val="left" w:pos="1260"/>
+          <w:tab w:val="left" w:pos="1680"/>
+          <w:tab w:val="left" w:pos="2100"/>
+          <w:tab w:val="left" w:pos="2520"/>
+          <w:tab w:val="left" w:pos="2940"/>
+          <w:tab w:val="left" w:pos="3360"/>
+          <w:tab w:val="left" w:pos="3780"/>
+          <w:tab w:val="left" w:pos="4200"/>
+          <w:tab w:val="left" w:pos="4620"/>
+          <w:tab w:val="right" w:pos="9746"/>
+        </w:tabs>
+        <w:ind w:left="420" w:hangingChars="200" w:hanging="420"/>
+      </w:pPr>
+      <w:r>
+        <w:rPr>
+          <w:rFonts w:hint="eastAsia"/>
+        </w:rPr>
+        <w:t>Zhe</w:t>
+      </w:r>
+      <w:r>
+        <w:t>jiang University “Outstanding Graduate Student”</w:t>
+      </w:r>
+      <w:r>
+        <w:tab/>
+        <w:t>2024</w:t>
+      </w:r>
+    </w:p>
+    <w:p>
+      <w:pPr>
+        <w:tabs>
+          <w:tab w:val="left" w:pos="420"/>
+          <w:tab w:val="left" w:pos="840"/>
+          <w:tab w:val="left" w:pos="1260"/>
+          <w:tab w:val="left" w:pos="1680"/>
+          <w:tab w:val="left" w:pos="2100"/>
+          <w:tab w:val="left" w:pos="2520"/>
+          <w:tab w:val="left" w:pos="2940"/>
+          <w:tab w:val="left" w:pos="3360"/>
+          <w:tab w:val="left" w:pos="3780"/>
+          <w:tab w:val="right" w:pos="9746"/>
+        </w:tabs>
+        <w:ind w:left="420" w:hangingChars="200" w:hanging="420"/>
+      </w:pPr>
+      <w:r>
+        <w:rPr>
+          <w:rFonts w:hint="eastAsia"/>
+        </w:rPr>
+        <w:t xml:space="preserve">Westlake University </w:t>
+      </w:r>
+      <w:r>
+        <w:t>“</w:t>
+      </w:r>
+      <w:r>
+        <w:rPr>
+          <w:rFonts w:hint="eastAsia"/>
+        </w:rPr>
+        <w:t>Exploration Award</w:t>
+      </w:r>
+      <w:r>
+        <w:t>”</w:t>
+      </w:r>
+      <w:r>
+        <w:t xml:space="preserve"> </w:t>
+      </w:r>
+      <w:r>
+        <w:tab/>
+        <w:t>2024</w:t>
+      </w:r>
+    </w:p>
+    <w:p>
+      <w:pPr>
+        <w:tabs>
+          <w:tab w:val="right" w:pos="9746"/>
+        </w:tabs>
+        <w:ind w:left="420" w:hangingChars="200" w:hanging="420"/>
+        <w:rPr>
+          <w:rFonts w:hint="eastAsia"/>
+        </w:rPr>
+      </w:pPr>
+      <w:r>
+        <w:t>“</w:t>
+      </w:r>
+      <w:r>
+        <w:t>Challenge Cup</w:t>
+      </w:r>
+      <w:r>
+        <w:t>”</w:t>
+      </w:r>
+      <w:r>
+        <w:t xml:space="preserve"> </w:t>
+      </w:r>
+      <w:r>
+        <w:t xml:space="preserve">Provincial </w:t>
+      </w:r>
+      <w:r>
+        <w:t>College Student Curricular Academic Science and Technology Works Competition</w:t>
+      </w:r>
+      <w:r>
+        <w:t xml:space="preserve"> (silver award)</w:t>
+      </w:r>
+      <w:r>
+        <w:t xml:space="preserve"> </w:t>
+      </w:r>
+      <w:r>
+        <w:tab/>
+      </w:r>
+      <w:r>
+        <w:t>202</w:t>
+      </w:r>
+      <w:r>
+        <w:t>3</w:t>
+      </w:r>
+    </w:p>
+    <w:p>
+      <w:pPr>
+        <w:tabs>
+          <w:tab w:val="right" w:pos="9746"/>
+        </w:tabs>
+        <w:ind w:left="420" w:hangingChars="200" w:hanging="420"/>
+        <w:rPr>
+          <w:rFonts w:hint="eastAsia"/>
+        </w:rPr>
+      </w:pPr>
+      <w:r>
+        <w:rPr>
+          <w:rFonts w:hint="eastAsia"/>
+        </w:rPr>
+        <w:t>I</w:t>
+      </w:r>
+      <w:r>
+        <w:t>nterdisciplinary Contest in Modeling (</w:t>
+      </w:r>
+      <w:r>
+        <w:t>h</w:t>
+      </w:r>
+      <w:r>
+        <w:t xml:space="preserve">onorable </w:t>
+      </w:r>
+      <w:r>
+        <w:t>m</w:t>
+      </w:r>
+      <w:r>
+        <w:t>ention)</w:t>
+      </w:r>
+      <w:r>
+        <w:tab/>
+      </w:r>
+      <w:r>
+        <w:t>2022</w:t>
       </w:r>
     </w:p>
     <w:p>
@@ -1260,6 +1442,7 @@
           <w:tab w:val="left" w:pos="5040"/>
           <w:tab w:val="right" w:pos="9746"/>
         </w:tabs>
+        <w:ind w:left="420" w:hangingChars="200" w:hanging="420"/>
       </w:pPr>
       <w:r>
         <w:rPr>
@@ -1276,103 +1459,6 @@
       <w:r>
         <w:tab/>
         <w:t>2021</w:t>
-      </w:r>
-    </w:p>
-    <w:p>
-      <w:pPr>
-        <w:tabs>
-          <w:tab w:val="right" w:pos="9746"/>
-        </w:tabs>
-      </w:pPr>
-      <w:r>
-        <w:rPr>
-          <w:rFonts w:hint="eastAsia"/>
-        </w:rPr>
-        <w:t>Z</w:t>
-      </w:r>
-      <w:r>
-        <w:t>hejiang University Scholarship (second prize)</w:t>
-      </w:r>
-      <w:r>
-        <w:tab/>
-        <w:t>2019</w:t>
-      </w:r>
-    </w:p>
-    <w:p>
-      <w:pPr>
-        <w:tabs>
-          <w:tab w:val="right" w:pos="9746"/>
-        </w:tabs>
-      </w:pPr>
-      <w:r>
-        <w:t>“</w:t>
-      </w:r>
-      <w:r>
-        <w:t>Challenge Cup</w:t>
-      </w:r>
-      <w:r>
-        <w:t>”</w:t>
-      </w:r>
-      <w:r>
-        <w:t xml:space="preserve"> </w:t>
-      </w:r>
-      <w:r>
-        <w:t xml:space="preserve">Provincial </w:t>
-      </w:r>
-      <w:r>
-        <w:t>College Student Curricular Academic Science and Technology Works Competition</w:t>
-      </w:r>
-      <w:r>
-        <w:t xml:space="preserve"> (</w:t>
-      </w:r>
-      <w:r>
-        <w:t>silver award)</w:t>
-      </w:r>
-      <w:r>
-        <w:t xml:space="preserve"> </w:t>
-      </w:r>
-      <w:r>
-        <w:tab/>
-      </w:r>
-      <w:r>
-        <w:t>202</w:t>
-      </w:r>
-      <w:r>
-        <w:t>3</w:t>
-      </w:r>
-    </w:p>
-    <w:p>
-      <w:pPr>
-        <w:tabs>
-          <w:tab w:val="right" w:pos="9746"/>
-        </w:tabs>
-      </w:pPr>
-      <w:r>
-        <w:rPr>
-          <w:rFonts w:hint="eastAsia"/>
-        </w:rPr>
-        <w:t>I</w:t>
-      </w:r>
-      <w:r>
-        <w:t>nterdisciplinary Contest in Modeling (</w:t>
-      </w:r>
-      <w:r>
-        <w:t>h</w:t>
-      </w:r>
-      <w:r>
-        <w:t xml:space="preserve">onorable </w:t>
-      </w:r>
-      <w:r>
-        <w:t>m</w:t>
-      </w:r>
-      <w:r>
-        <w:t>ention)</w:t>
-      </w:r>
-      <w:r>
-        <w:tab/>
-      </w:r>
-      <w:r>
-        <w:t>2022</w:t>
       </w:r>
     </w:p>
     <w:p>
@@ -1392,6 +1478,7 @@
           <w:tab w:val="left" w:pos="5040"/>
           <w:tab w:val="right" w:pos="9746"/>
         </w:tabs>
+        <w:ind w:left="420" w:hangingChars="200" w:hanging="420"/>
       </w:pPr>
       <w:r>
         <w:t>Zhejiang Province College Physics Innovation (Theory) Competition</w:t>
@@ -1402,6 +1489,27 @@
       <w:r>
         <w:tab/>
         <w:t>2020</w:t>
+      </w:r>
+    </w:p>
+    <w:p>
+      <w:pPr>
+        <w:tabs>
+          <w:tab w:val="right" w:pos="9746"/>
+        </w:tabs>
+        <w:ind w:left="420" w:hangingChars="200" w:hanging="420"/>
+      </w:pPr>
+      <w:r>
+        <w:rPr>
+          <w:rFonts w:hint="eastAsia"/>
+        </w:rPr>
+        <w:t>Z</w:t>
+      </w:r>
+      <w:r>
+        <w:t>hejiang University Scholarship (second prize)</w:t>
+      </w:r>
+      <w:r>
+        <w:tab/>
+        <w:t>2019</w:t>
       </w:r>
     </w:p>
     <w:p>
@@ -1421,6 +1529,7 @@
           <w:tab w:val="left" w:pos="5040"/>
           <w:tab w:val="right" w:pos="9746"/>
         </w:tabs>
+        <w:ind w:left="420" w:hangingChars="200" w:hanging="420"/>
       </w:pPr>
     </w:p>
     <w:p>

--- a/files/CV_ShengDong.docx
+++ b/files/CV_ShengDong.docx
@@ -208,21 +208,26 @@
         <w:jc w:val="center"/>
         <w:rPr>
           <w:rStyle w:val="a3"/>
-        </w:rPr>
-      </w:pPr>
-      <w:r>
-        <w:rPr>
-          <w:rFonts w:hint="eastAsia"/>
-        </w:rPr>
-        <w:t>W</w:t>
-      </w:r>
-      <w:r>
-        <w:t xml:space="preserve">ebsite: </w:t>
+          <w:lang w:val="de-DE"/>
+        </w:rPr>
+      </w:pPr>
+      <w:r>
+        <w:rPr>
+          <w:lang w:val="de-DE"/>
+        </w:rPr>
+        <w:t>Webpage</w:t>
+      </w:r>
+      <w:r>
+        <w:rPr>
+          <w:lang w:val="de-DE"/>
+        </w:rPr>
+        <w:t xml:space="preserve">: </w:t>
       </w:r>
       <w:hyperlink r:id="rId9" w:history="1">
         <w:r>
           <w:rPr>
             <w:rStyle w:val="a3"/>
+            <w:lang w:val="de-DE"/>
           </w:rPr>
           <w:t>https://dong2000.xyz/profile/</w:t>
         </w:r>
@@ -287,16 +292,19 @@
         <w:t>Microp</w:t>
       </w:r>
       <w:r>
-        <w:t xml:space="preserve">lastic Pollution, Climate Change, </w:t>
-      </w:r>
-      <w:r>
-        <w:t>Agroecolo</w:t>
-      </w:r>
-      <w:r>
-        <w:t>g</w:t>
-      </w:r>
-      <w:r>
-        <w:t xml:space="preserve">y, </w:t>
+        <w:t>lastic</w:t>
+      </w:r>
+      <w:r>
+        <w:rPr>
+          <w:rFonts w:hint="eastAsia"/>
+        </w:rPr>
+        <w:t>s</w:t>
+      </w:r>
+      <w:r>
+        <w:t>, Climate Change</w:t>
+      </w:r>
+      <w:r>
+        <w:t xml:space="preserve">, </w:t>
       </w:r>
       <w:r>
         <w:t>Ecosystem Service</w:t>
@@ -728,82 +736,118 @@
       <w:r>
         <w:rPr>
           <w:szCs w:val="21"/>
-          <w:lang w:val="de-DE"/>
-        </w:rPr>
-        <w:t>Darras, K. F. A., Balle, M., Xu, W., Yan, Y., Zakka, V. G., Toledo</w:t>
-      </w:r>
-      <w:r>
-        <w:rPr>
-          <w:rFonts w:ascii="宋体" w:eastAsia="宋体" w:hAnsi="宋体" w:cs="宋体" w:hint="eastAsia"/>
+        </w:rPr>
+        <w:t xml:space="preserve">Xu, W., Bazegar, S. G., </w:t>
+      </w:r>
+      <w:r>
+        <w:rPr>
+          <w:b/>
+          <w:bCs/>
           <w:szCs w:val="21"/>
-          <w:lang w:val="de-DE"/>
-        </w:rPr>
-        <w:t>‐</w:t>
+        </w:rPr>
+        <w:t>Sheng, D.</w:t>
       </w:r>
       <w:r>
         <w:rPr>
           <w:szCs w:val="21"/>
-          <w:lang w:val="de-DE"/>
-        </w:rPr>
-        <w:t>Hern</w:t>
-      </w:r>
-      <w:r>
-        <w:rPr>
-          <w:rFonts w:cs="Georgia"/>
-          <w:szCs w:val="21"/>
-          <w:lang w:val="de-DE"/>
-        </w:rPr>
-        <w:t>á</w:t>
-      </w:r>
-      <w:r>
-        <w:rPr>
-          <w:szCs w:val="21"/>
-          <w:lang w:val="de-DE"/>
-        </w:rPr>
-        <w:t xml:space="preserve">ndez, M., </w:t>
-      </w:r>
-      <w:r>
-        <w:rPr>
-          <w:b/>
-          <w:bCs/>
-          <w:szCs w:val="21"/>
-          <w:lang w:val="de-DE"/>
-        </w:rPr>
-        <w:t>Sheng, D.</w:t>
-      </w:r>
-      <w:r>
-        <w:rPr>
-          <w:szCs w:val="21"/>
-          <w:lang w:val="de-DE"/>
-        </w:rPr>
-        <w:t xml:space="preserve">, Lin, W., Zhang, B., Lan, Z., Fupeng, L., &amp; Wanger, T. C. (2024). </w:t>
-      </w:r>
-      <w:r>
-        <w:rPr>
-          <w:szCs w:val="21"/>
-        </w:rPr>
-        <w:t xml:space="preserve">Eyes on nature: Embedded vision cameras for terrestrial biodiversity monitoring. </w:t>
-      </w:r>
-      <w:r>
-        <w:rPr>
-          <w:i/>
-          <w:iCs/>
-          <w:szCs w:val="21"/>
-        </w:rPr>
-        <w:t>Methods in Ecology and Evolution</w:t>
-      </w:r>
-      <w:r>
-        <w:rPr>
-          <w:szCs w:val="21"/>
-        </w:rPr>
-        <w:t xml:space="preserve">, 2041-210X.14436. </w:t>
+        </w:rPr>
+        <w:t xml:space="preserve">, Toledo-Hernandez, M., Lan, Z., &amp; Wanger, T. C. (2024). Identifying Cocoa Pollinators: A Deep Learning Dataset. arXiv. </w:t>
       </w:r>
       <w:hyperlink r:id="rId14" w:history="1">
         <w:r>
           <w:rPr>
             <w:rStyle w:val="a3"/>
             <w:szCs w:val="21"/>
-            <w:lang w:val="de-DE"/>
+          </w:rPr>
+          <w:t>https://doi.org/10.48550/ARXIV.2412.19915</w:t>
+        </w:r>
+      </w:hyperlink>
+    </w:p>
+    <w:p>
+      <w:pPr>
+        <w:ind w:left="420" w:hangingChars="200" w:hanging="420"/>
+        <w:rPr>
+          <w:szCs w:val="21"/>
+        </w:rPr>
+      </w:pPr>
+      <w:r>
+        <w:rPr>
+          <w:szCs w:val="21"/>
+          <w:lang w:val="de-DE"/>
+        </w:rPr>
+        <w:t>Darras, K. F. A., Balle, M., Xu, W., Yan, Y., Zakka, V. G., Toledo</w:t>
+      </w:r>
+      <w:r>
+        <w:rPr>
+          <w:rFonts w:ascii="宋体" w:eastAsia="宋体" w:hAnsi="宋体" w:cs="宋体" w:hint="eastAsia"/>
+          <w:szCs w:val="21"/>
+          <w:lang w:val="de-DE"/>
+        </w:rPr>
+        <w:t>‐</w:t>
+      </w:r>
+      <w:r>
+        <w:rPr>
+          <w:szCs w:val="21"/>
+          <w:lang w:val="de-DE"/>
+        </w:rPr>
+        <w:t>Hern</w:t>
+      </w:r>
+      <w:r>
+        <w:rPr>
+          <w:rFonts w:cs="Georgia"/>
+          <w:szCs w:val="21"/>
+          <w:lang w:val="de-DE"/>
+        </w:rPr>
+        <w:t>á</w:t>
+      </w:r>
+      <w:r>
+        <w:rPr>
+          <w:szCs w:val="21"/>
+          <w:lang w:val="de-DE"/>
+        </w:rPr>
+        <w:t xml:space="preserve">ndez, M., </w:t>
+      </w:r>
+      <w:r>
+        <w:rPr>
+          <w:b/>
+          <w:bCs/>
+          <w:szCs w:val="21"/>
+          <w:lang w:val="de-DE"/>
+        </w:rPr>
+        <w:t>Sheng, D.</w:t>
+      </w:r>
+      <w:r>
+        <w:rPr>
+          <w:szCs w:val="21"/>
+          <w:lang w:val="de-DE"/>
+        </w:rPr>
+        <w:t xml:space="preserve">, Lin, W., Zhang, B., Lan, Z., Fupeng, L., &amp; Wanger, T. C. (2024). </w:t>
+      </w:r>
+      <w:r>
+        <w:rPr>
+          <w:szCs w:val="21"/>
+        </w:rPr>
+        <w:t xml:space="preserve">Eyes on nature: Embedded vision cameras for terrestrial biodiversity monitoring. </w:t>
+      </w:r>
+      <w:r>
+        <w:rPr>
+          <w:i/>
+          <w:iCs/>
+          <w:szCs w:val="21"/>
+        </w:rPr>
+        <w:t>Methods in Ecology and Evolution</w:t>
+      </w:r>
+      <w:r>
+        <w:rPr>
+          <w:szCs w:val="21"/>
+        </w:rPr>
+        <w:t xml:space="preserve">, 2041-210X.14436. </w:t>
+      </w:r>
+      <w:hyperlink r:id="rId15" w:history="1">
+        <w:r>
+          <w:rPr>
+            <w:rStyle w:val="a3"/>
+            <w:szCs w:val="21"/>
           </w:rPr>
           <w:t>https://doi.org/10.1111/2041-210X.14436</w:t>
         </w:r>
@@ -817,14 +861,10 @@
         <w:rPr>
           <w:b/>
           <w:bCs/>
-          <w:lang w:val="de-DE"/>
         </w:rPr>
         <w:t>Sheng, D.</w:t>
       </w:r>
       <w:r>
-        <w:rPr>
-          <w:lang w:val="de-DE"/>
-        </w:rPr>
         <w:t xml:space="preserve">, Chen, M., Chen, Q., Huang, Y. (2022). </w:t>
       </w:r>
       <w:r>
@@ -840,7 +880,7 @@
       <w:r>
         <w:t xml:space="preserve">, 311, 119893. </w:t>
       </w:r>
-      <w:hyperlink r:id="rId15" w:history="1">
+      <w:hyperlink r:id="rId16" w:history="1">
         <w:r>
           <w:rPr>
             <w:rStyle w:val="a3"/>
@@ -1018,7 +1058,6 @@
           <w:sz w:val="24"/>
           <w:szCs w:val="28"/>
         </w:rPr>
-        <w:lastRenderedPageBreak/>
         <w:t>O</w:t>
       </w:r>
       <w:r>
@@ -1349,9 +1388,6 @@
           <w:tab w:val="right" w:pos="9746"/>
         </w:tabs>
         <w:ind w:left="420" w:hangingChars="200" w:hanging="420"/>
-        <w:rPr>
-          <w:rFonts w:hint="eastAsia"/>
-        </w:rPr>
       </w:pPr>
       <w:r>
         <w:t>“</w:t>
@@ -1393,9 +1429,6 @@
           <w:tab w:val="right" w:pos="9746"/>
         </w:tabs>
         <w:ind w:left="420" w:hangingChars="200" w:hanging="420"/>
-        <w:rPr>
-          <w:rFonts w:hint="eastAsia"/>
-        </w:rPr>
       </w:pPr>
       <w:r>
         <w:rPr>
@@ -1601,8 +1634,8 @@
       </w:pPr>
     </w:p>
     <w:sectPr>
-      <w:headerReference w:type="default" r:id="rId16"/>
-      <w:footerReference w:type="default" r:id="rId17"/>
+      <w:headerReference w:type="default" r:id="rId17"/>
+      <w:footerReference w:type="default" r:id="rId18"/>
       <w:pgSz w:w="11906" w:h="16838"/>
       <w:pgMar w:top="1440" w:right="1080" w:bottom="1440" w:left="1080" w:header="851" w:footer="850" w:gutter="0"/>
       <w:cols w:space="425"/>
@@ -2245,6 +2278,7 @@
   <w:style w:type="character" w:default="1" w:styleId="a0">
     <w:name w:val="Default Paragraph Font"/>
     <w:uiPriority w:val="1"/>
+    <w:semiHidden/>
     <w:unhideWhenUsed/>
   </w:style>
   <w:style w:type="table" w:default="1" w:styleId="a1">
